--- a/Documents/Darwish's_working_folder_Thesis/Chapter9_template.docx
+++ b/Documents/Darwish's_working_folder_Thesis/Chapter9_template.docx
@@ -928,7 +928,6 @@
                 <w:bCs/>
               </w:rPr>
             </w:pPr>
-            <w:proofErr w:type="spellStart"/>
             <w:r>
               <w:rPr>
                 <w:b/>
@@ -936,7 +935,6 @@
               </w:rPr>
               <w:t>uDMA</w:t>
             </w:r>
-            <w:proofErr w:type="spellEnd"/>
           </w:p>
         </w:tc>
         <w:tc>
@@ -1062,13 +1060,8 @@
               <w:pStyle w:val="NoSpacing"/>
               <w:jc w:val="center"/>
             </w:pPr>
-            <w:proofErr w:type="spellStart"/>
-            <w:r>
-              <w:t>HyperBus</w:t>
-            </w:r>
-            <w:proofErr w:type="spellEnd"/>
-            <w:r>
-              <w:t xml:space="preserve"> Interface</w:t>
+            <w:r>
+              <w:t>HyperBus Interface</w:t>
             </w:r>
           </w:p>
         </w:tc>
@@ -2131,21 +2124,12 @@
                 <w:bCs/>
               </w:rPr>
             </w:pPr>
-            <w:proofErr w:type="spellStart"/>
-            <w:r>
-              <w:rPr>
-                <w:b/>
-                <w:bCs/>
-              </w:rPr>
-              <w:t>Im</w:t>
-            </w:r>
-            <w:proofErr w:type="spellEnd"/>
-            <w:r>
-              <w:rPr>
-                <w:b/>
-                <w:bCs/>
-              </w:rPr>
-              <w:t>(.)</w:t>
+            <w:r>
+              <w:rPr>
+                <w:b/>
+                <w:bCs/>
+              </w:rPr>
+              <w:t>Im(.)</w:t>
             </w:r>
           </w:p>
         </w:tc>
@@ -2178,7 +2162,6 @@
                 <w:bCs/>
               </w:rPr>
             </w:pPr>
-            <w:proofErr w:type="spellStart"/>
             <w:r>
               <w:rPr>
                 <w:rStyle w:val="mord"/>
@@ -2196,7 +2179,6 @@
               </w:rPr>
               <w:t>write</w:t>
             </w:r>
-            <w:proofErr w:type="spellEnd"/>
             <w:r>
               <w:rPr>
                 <w:rStyle w:val="vlist-s"/>
@@ -2236,7 +2218,6 @@
                 <w:bCs/>
               </w:rPr>
             </w:pPr>
-            <w:proofErr w:type="spellStart"/>
             <w:r>
               <w:rPr>
                 <w:rStyle w:val="mord"/>
@@ -2254,7 +2235,6 @@
               </w:rPr>
               <w:t>read</w:t>
             </w:r>
-            <w:proofErr w:type="spellEnd"/>
             <w:r>
               <w:rPr>
                 <w:rStyle w:val="vlist-s"/>
@@ -2294,7 +2274,6 @@
                 <w:bCs/>
               </w:rPr>
             </w:pPr>
-            <w:proofErr w:type="spellStart"/>
             <w:r>
               <w:rPr>
                 <w:rStyle w:val="mord"/>
@@ -2312,7 +2291,6 @@
               </w:rPr>
               <w:t>compute</w:t>
             </w:r>
-            <w:proofErr w:type="spellEnd"/>
             <w:r>
               <w:rPr>
                 <w:rStyle w:val="vlist-s"/>
@@ -2872,7 +2850,47 @@
           <w:szCs w:val="24"/>
           <w14:ligatures w14:val="none"/>
         </w:rPr>
-        <w:t>“Hardware II: HWPE,” “Hardware III: System Pipeline,”</w:t>
+        <w:t>“Hardware II</w:t>
+      </w:r>
+      <w:r>
+        <w:rPr>
+          <w:rFonts w:ascii="Times New Roman" w:eastAsia="Times New Roman" w:hAnsi="Times New Roman" w:cs="Times New Roman"/>
+          <w:kern w:val="0"/>
+          <w:szCs w:val="24"/>
+          <w14:ligatures w14:val="none"/>
+        </w:rPr>
+        <w:t>: H</w:t>
+      </w:r>
+      <w:r>
+        <w:rPr>
+          <w:rFonts w:ascii="Times New Roman" w:eastAsia="Times New Roman" w:hAnsi="Times New Roman" w:cs="Times New Roman"/>
+          <w:b/>
+          <w:bCs/>
+          <w:kern w:val="0"/>
+          <w:szCs w:val="24"/>
+          <w14:ligatures w14:val="none"/>
+        </w:rPr>
+        <w:t>WPE,” “Hardware III</w:t>
+      </w:r>
+      <w:r>
+        <w:rPr>
+          <w:rFonts w:ascii="Times New Roman" w:eastAsia="Times New Roman" w:hAnsi="Times New Roman" w:cs="Times New Roman"/>
+          <w:kern w:val="0"/>
+          <w:szCs w:val="24"/>
+          <w14:ligatures w14:val="none"/>
+        </w:rPr>
+        <w:t>: S</w:t>
+      </w:r>
+      <w:r>
+        <w:rPr>
+          <w:rFonts w:ascii="Times New Roman" w:eastAsia="Times New Roman" w:hAnsi="Times New Roman" w:cs="Times New Roman"/>
+          <w:b/>
+          <w:bCs/>
+          <w:kern w:val="0"/>
+          <w:szCs w:val="24"/>
+          <w14:ligatures w14:val="none"/>
+        </w:rPr>
+        <w:t>ystem Pipeline,”</w:t>
       </w:r>
       <w:r>
         <w:rPr>
@@ -3234,10 +3252,22 @@
         <w:fldChar w:fldCharType="end"/>
       </w:r>
       <w:r>
+        <w:rPr>
+          <w:b w:val="0"/>
+        </w:rPr>
         <w:t xml:space="preserve">: </w:t>
       </w:r>
       <w:r>
-        <w:t>Chapter objectives.</w:t>
+        <w:rPr>
+          <w:b w:val="0"/>
+        </w:rPr>
+        <w:t>C</w:t>
+      </w:r>
+      <w:r>
+        <w:rPr>
+          <w:b w:val="0"/>
+        </w:rPr>
+        <w:t>hapter objectives.</w:t>
       </w:r>
     </w:p>
     <w:p>
@@ -3649,7 +3679,7 @@
           <w:szCs w:val="24"/>
           <w14:ligatures w14:val="none"/>
         </w:rPr>
-        <w:t>:</w:t>
+        <w:t>: i</w:t>
       </w:r>
       <w:r>
         <w:rPr>
@@ -3658,7 +3688,7 @@
           <w:szCs w:val="24"/>
           <w14:ligatures w14:val="none"/>
         </w:rPr>
-        <w:t xml:space="preserve"> is the received time-domain sample, </w:t>
+        <w:t xml:space="preserve">s the received time-domain sample, </w:t>
       </w:r>
     </w:p>
     <w:p>
@@ -3691,7 +3721,7 @@
           <w:szCs w:val="24"/>
           <w14:ligatures w14:val="none"/>
         </w:rPr>
-        <w:t>:</w:t>
+        <w:t>: i</w:t>
       </w:r>
       <w:r>
         <w:rPr>
@@ -3700,7 +3730,7 @@
           <w:szCs w:val="24"/>
           <w14:ligatures w14:val="none"/>
         </w:rPr>
-        <w:t xml:space="preserve"> is the frequency-domain output at subcarrier k, </w:t>
+        <w:t xml:space="preserve">s the frequency-domain output at subcarrier k, </w:t>
       </w:r>
     </w:p>
     <w:p>
@@ -3733,7 +3763,7 @@
           <w:szCs w:val="24"/>
           <w14:ligatures w14:val="none"/>
         </w:rPr>
-        <w:t>:</w:t>
+        <w:t>: i</w:t>
       </w:r>
       <w:r>
         <w:rPr>
@@ -3742,7 +3772,7 @@
           <w:szCs w:val="24"/>
           <w14:ligatures w14:val="none"/>
         </w:rPr>
-        <w:t xml:space="preserve"> is the FFT size, </w:t>
+        <w:t xml:space="preserve">s the FFT size, </w:t>
       </w:r>
     </w:p>
     <w:p>
@@ -3775,7 +3805,7 @@
           <w:szCs w:val="24"/>
           <w14:ligatures w14:val="none"/>
         </w:rPr>
-        <w:t>:</w:t>
+        <w:t>: i</w:t>
       </w:r>
       <w:r>
         <w:rPr>
@@ -3784,7 +3814,7 @@
           <w:szCs w:val="24"/>
           <w14:ligatures w14:val="none"/>
         </w:rPr>
-        <w:t xml:space="preserve"> is the time-domain sample index, </w:t>
+        <w:t xml:space="preserve">s the time-domain sample index, </w:t>
       </w:r>
     </w:p>
     <w:p>
@@ -3817,7 +3847,7 @@
           <w:szCs w:val="24"/>
           <w14:ligatures w14:val="none"/>
         </w:rPr>
-        <w:t>:</w:t>
+        <w:t>: i</w:t>
       </w:r>
       <w:r>
         <w:rPr>
@@ -3826,7 +3856,7 @@
           <w:szCs w:val="24"/>
           <w14:ligatures w14:val="none"/>
         </w:rPr>
-        <w:t xml:space="preserve"> is the frequency-domain subcarrier index.</w:t>
+        <w:t>s the frequency-domain subcarrier index.</w:t>
       </w:r>
     </w:p>
     <w:p>
@@ -3926,16 +3956,16 @@
         <mc:AlternateContent>
           <mc:Choice Requires="wps">
             <w:drawing>
-              <wp:anchor distT="0" distB="0" distL="114300" distR="114300" simplePos="0" relativeHeight="251696128" behindDoc="0" locked="0" layoutInCell="1" allowOverlap="1" wp14:anchorId="601356B9" wp14:editId="75AA5224">
+              <wp:anchor distT="0" distB="0" distL="114300" distR="114300" simplePos="0" relativeHeight="251696128" behindDoc="0" locked="0" layoutInCell="1" allowOverlap="1" wp14:anchorId="601356B9" wp14:editId="16B6D146">
                 <wp:simplePos x="0" y="0"/>
                 <wp:positionH relativeFrom="column">
-                  <wp:posOffset>-142875</wp:posOffset>
+                  <wp:posOffset>-140970</wp:posOffset>
                 </wp:positionH>
                 <wp:positionV relativeFrom="paragraph">
-                  <wp:posOffset>1228725</wp:posOffset>
+                  <wp:posOffset>1227455</wp:posOffset>
                 </wp:positionV>
-                <wp:extent cx="7143750" cy="635"/>
-                <wp:effectExtent l="0" t="0" r="0" b="0"/>
+                <wp:extent cx="7143750" cy="201930"/>
+                <wp:effectExtent l="0" t="0" r="0" b="7620"/>
                 <wp:wrapSquare wrapText="bothSides"/>
                 <wp:docPr id="33" name="Text Box 33"/>
                 <wp:cNvGraphicFramePr/>
@@ -3946,7 +3976,7 @@
                       <wps:spPr>
                         <a:xfrm>
                           <a:off x="0" y="0"/>
-                          <a:ext cx="7143750" cy="635"/>
+                          <a:ext cx="7143750" cy="201930"/>
                         </a:xfrm>
                         <a:prstGeom prst="rect">
                           <a:avLst/>
@@ -4018,13 +4048,22 @@
                               <w:fldChar w:fldCharType="end"/>
                             </w:r>
                             <w:r>
-                              <w:t>:</w:t>
-                            </w:r>
-                            <w:r>
-                              <w:t xml:space="preserve"> </w:t>
-                            </w:r>
-                            <w:r>
-                              <w:t>Butterfly Operations Distributed Across FFT Processing Stages</w:t>
+                              <w:rPr>
+                                <w:b w:val="0"/>
+                              </w:rPr>
+                              <w:t xml:space="preserve">: </w:t>
+                            </w:r>
+                            <w:r>
+                              <w:rPr>
+                                <w:b w:val="0"/>
+                              </w:rPr>
+                              <w:t>B</w:t>
+                            </w:r>
+                            <w:r>
+                              <w:rPr>
+                                <w:b w:val="0"/>
+                              </w:rPr>
+                              <w:t>utterfly Operations Distributed Across FFT Processing Stages</w:t>
                             </w:r>
                           </w:p>
                         </w:txbxContent>
@@ -4033,11 +4072,14 @@
                         <a:prstTxWarp prst="textNoShape">
                           <a:avLst/>
                         </a:prstTxWarp>
-                        <a:spAutoFit/>
+                        <a:noAutofit/>
                       </wps:bodyPr>
                     </wps:wsp>
                   </a:graphicData>
                 </a:graphic>
+                <wp14:sizeRelV relativeFrom="margin">
+                  <wp14:pctHeight>0</wp14:pctHeight>
+                </wp14:sizeRelV>
               </wp:anchor>
             </w:drawing>
           </mc:Choice>
@@ -4047,8 +4089,8 @@
                 <v:stroke joinstyle="miter"/>
                 <v:path gradientshapeok="t" o:connecttype="rect"/>
               </v:shapetype>
-              <v:shape id="Text Box 33" o:spid="_x0000_s1026" type="#_x0000_t202" style="position:absolute;margin-left:-11.25pt;margin-top:96.75pt;width:562.5pt;height:.05pt;z-index:251696128;visibility:visible;mso-wrap-style:square;mso-wrap-distance-left:9pt;mso-wrap-distance-top:0;mso-wrap-distance-right:9pt;mso-wrap-distance-bottom:0;mso-position-horizontal:absolute;mso-position-horizontal-relative:text;mso-position-vertical:absolute;mso-position-vertical-relative:text;v-text-anchor:top" o:gfxdata="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" stroked="f">
-                <v:textbox style="mso-fit-shape-to-text:t" inset="0,0,0,0">
+              <v:shape id="Text Box 33" o:spid="_x0000_s1026" type="#_x0000_t202" style="position:absolute;margin-left:-11.1pt;margin-top:96.65pt;width:562.5pt;height:15.9pt;z-index:251696128;visibility:visible;mso-wrap-style:square;mso-height-percent:0;mso-wrap-distance-left:9pt;mso-wrap-distance-top:0;mso-wrap-distance-right:9pt;mso-wrap-distance-bottom:0;mso-position-horizontal:absolute;mso-position-horizontal-relative:text;mso-position-vertical:absolute;mso-position-vertical-relative:text;mso-height-percent:0;mso-height-relative:margin;v-text-anchor:top" o:gfxdata="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" stroked="f">
+                <v:textbox inset="0,0,0,0">
                   <w:txbxContent>
                     <w:p>
                       <w:pPr>
@@ -4108,13 +4150,22 @@
                         <w:fldChar w:fldCharType="end"/>
                       </w:r>
                       <w:r>
-                        <w:t>:</w:t>
-                      </w:r>
-                      <w:r>
-                        <w:t xml:space="preserve"> </w:t>
-                      </w:r>
-                      <w:r>
-                        <w:t>Butterfly Operations Distributed Across FFT Processing Stages</w:t>
+                        <w:rPr>
+                          <w:b w:val="0"/>
+                        </w:rPr>
+                        <w:t xml:space="preserve">: </w:t>
+                      </w:r>
+                      <w:r>
+                        <w:rPr>
+                          <w:b w:val="0"/>
+                        </w:rPr>
+                        <w:t>B</w:t>
+                      </w:r>
+                      <w:r>
+                        <w:rPr>
+                          <w:b w:val="0"/>
+                        </w:rPr>
+                        <w:t>utterfly Operations Distributed Across FFT Processing Stages</w:t>
                       </w:r>
                     </w:p>
                   </w:txbxContent>
@@ -4545,7 +4596,7 @@
           <w:szCs w:val="24"/>
           <w14:ligatures w14:val="none"/>
         </w:rPr>
-        <w:t xml:space="preserve">: </w:t>
+        <w:t>: i</w:t>
       </w:r>
       <w:r>
         <w:rPr>
@@ -4554,7 +4605,7 @@
           <w:szCs w:val="24"/>
           <w14:ligatures w14:val="none"/>
         </w:rPr>
-        <w:t xml:space="preserve">is the number of FFT stages, </w:t>
+        <w:t xml:space="preserve">s the number of FFT stages, </w:t>
       </w:r>
     </w:p>
     <w:p>
@@ -4587,7 +4638,7 @@
           <w:szCs w:val="24"/>
           <w14:ligatures w14:val="none"/>
         </w:rPr>
-        <w:t>:</w:t>
+        <w:t>: i</w:t>
       </w:r>
       <w:r>
         <w:rPr>
@@ -4596,7 +4647,7 @@
           <w:szCs w:val="24"/>
           <w14:ligatures w14:val="none"/>
         </w:rPr>
-        <w:t xml:space="preserve"> is the FFT size, </w:t>
+        <w:t xml:space="preserve">s the FFT size, </w:t>
       </w:r>
     </w:p>
     <w:p>
@@ -4620,7 +4671,7 @@
           <w:szCs w:val="24"/>
           <w14:ligatures w14:val="none"/>
         </w:rPr>
-        <w:t>r:</w:t>
+        <w:t>r</w:t>
       </w:r>
       <w:r>
         <w:rPr>
@@ -4629,7 +4680,7 @@
           <w:szCs w:val="24"/>
           <w14:ligatures w14:val="none"/>
         </w:rPr>
-        <w:t xml:space="preserve"> </w:t>
+        <w:t>: i</w:t>
       </w:r>
       <w:r>
         <w:rPr>
@@ -4638,7 +4689,7 @@
           <w:szCs w:val="24"/>
           <w14:ligatures w14:val="none"/>
         </w:rPr>
-        <w:t>is the FFT radix.</w:t>
+        <w:t>s the FFT radix.</w:t>
       </w:r>
     </w:p>
     <w:p>
@@ -4646,7 +4697,6 @@
         <w:pStyle w:val="NormalWeb"/>
       </w:pPr>
       <w:r>
-        <w:lastRenderedPageBreak/>
         <w:t xml:space="preserve">For the 4096-point FFT considered in this work, the stage count is shown in Table </w:t>
       </w:r>
       <w:r>
@@ -4692,6 +4742,7 @@
                 <w:b/>
                 <w:bCs/>
               </w:rPr>
+              <w:lastRenderedPageBreak/>
               <w:t>FFT Radix</w:t>
             </w:r>
           </w:p>
@@ -4915,10 +4966,22 @@
         <w:fldChar w:fldCharType="end"/>
       </w:r>
       <w:r>
+        <w:rPr>
+          <w:b w:val="0"/>
+        </w:rPr>
         <w:t xml:space="preserve">: </w:t>
       </w:r>
       <w:r>
-        <w:t>FFT Stage Count for different radices</w:t>
+        <w:rPr>
+          <w:b w:val="0"/>
+        </w:rPr>
+        <w:t>F</w:t>
+      </w:r>
+      <w:r>
+        <w:rPr>
+          <w:b w:val="0"/>
+        </w:rPr>
+        <w:t>FT Stage Count for different radices</w:t>
       </w:r>
     </w:p>
     <w:p>
@@ -4959,7 +5022,23 @@
           <w:rStyle w:val="Strong"/>
           <w:rFonts w:eastAsiaTheme="majorEastAsia"/>
         </w:rPr>
-        <w:t>“Hardware I: Algorithms”</w:t>
+        <w:t>“Hardware I</w:t>
+      </w:r>
+      <w:r>
+        <w:rPr>
+          <w:rStyle w:val="Strong"/>
+          <w:rFonts w:eastAsiaTheme="majorEastAsia"/>
+          <w:b w:val="0"/>
+          <w:bCs w:val="0"/>
+        </w:rPr>
+        <w:t>: A</w:t>
+      </w:r>
+      <w:r>
+        <w:rPr>
+          <w:rStyle w:val="Strong"/>
+          <w:rFonts w:eastAsiaTheme="majorEastAsia"/>
+        </w:rPr>
+        <w:t>lgorithms”</w:t>
       </w:r>
       <w:r>
         <w:t xml:space="preserve"> while their impact on system-level performance is evaluated in </w:t>
@@ -5294,6 +5373,9 @@
     <w:p>
       <w:pPr>
         <w:pStyle w:val="Caption"/>
+        <w:rPr>
+          <w:b w:val="0"/>
+        </w:rPr>
       </w:pPr>
       <w:r>
         <w:t xml:space="preserve">                Table </w:t>
@@ -5345,13 +5427,22 @@
         <w:fldChar w:fldCharType="end"/>
       </w:r>
       <w:r>
-        <w:t>:</w:t>
-      </w:r>
-      <w:r>
-        <w:t xml:space="preserve"> </w:t>
-      </w:r>
-      <w:r>
-        <w:t xml:space="preserve">Primary contributors to FFT execution </w:t>
+        <w:rPr>
+          <w:b w:val="0"/>
+        </w:rPr>
+        <w:t xml:space="preserve">: </w:t>
+      </w:r>
+      <w:r>
+        <w:rPr>
+          <w:b w:val="0"/>
+        </w:rPr>
+        <w:t>P</w:t>
+      </w:r>
+      <w:r>
+        <w:rPr>
+          <w:b w:val="0"/>
+        </w:rPr>
+        <w:t xml:space="preserve">rimary contributors to FFT execution </w:t>
       </w:r>
     </w:p>
     <w:p>
@@ -5359,10 +5450,7 @@
         <w:pStyle w:val="NormalWeb"/>
       </w:pPr>
       <w:r>
-        <w:t>For this reason, both computation time and communication overhead are evaluated throughout this chapter, since accelerator performance and integration overhead jointly determine the achievable system-level improvement.</w:t>
-      </w:r>
-      <w:r>
-        <w:t xml:space="preserve"> </w:t>
+        <w:t xml:space="preserve">For this reason, both computation time and communication overhead are evaluated throughout this chapter, since accelerator performance and integration overhead jointly determine the achievable system-level improvement. </w:t>
       </w:r>
       <w:r>
         <w:t>The interaction between these factors ultimately determines the effectiveness of hardware acceleration within the PULP platform.</w:t>
@@ -5522,6 +5610,7 @@
         <w:pStyle w:val="NormalWeb"/>
       </w:pPr>
       <w:r>
+        <w:lastRenderedPageBreak/>
         <w:t>where:</w:t>
       </w:r>
     </w:p>
@@ -5798,6 +5887,9 @@
     <w:p>
       <w:pPr>
         <w:pStyle w:val="Caption"/>
+        <w:rPr>
+          <w:b w:val="0"/>
+        </w:rPr>
       </w:pPr>
       <w:r>
         <w:t xml:space="preserve">           Table </w:t>
@@ -5849,13 +5941,22 @@
         <w:fldChar w:fldCharType="end"/>
       </w:r>
       <w:r>
-        <w:t>:</w:t>
-      </w:r>
-      <w:r>
-        <w:t xml:space="preserve"> </w:t>
-      </w:r>
-      <w:r>
-        <w:t>Major Contributors to FFT Computational Cost</w:t>
+        <w:rPr>
+          <w:b w:val="0"/>
+        </w:rPr>
+        <w:t xml:space="preserve">: </w:t>
+      </w:r>
+      <w:r>
+        <w:rPr>
+          <w:b w:val="0"/>
+        </w:rPr>
+        <w:t>M</w:t>
+      </w:r>
+      <w:r>
+        <w:rPr>
+          <w:b w:val="0"/>
+        </w:rPr>
+        <w:t>ajor Contributors to FFT Computational Cost</w:t>
       </w:r>
     </w:p>
     <w:p>
@@ -5903,7 +6004,7 @@
         <w:pStyle w:val="NormalWeb"/>
         <w:numPr>
           <w:ilvl w:val="0"/>
-          <w:numId w:val="7"/>
+          <w:numId w:val="16"/>
         </w:numPr>
       </w:pPr>
       <w:r>
@@ -5915,7 +6016,7 @@
         <w:pStyle w:val="NormalWeb"/>
         <w:numPr>
           <w:ilvl w:val="0"/>
-          <w:numId w:val="7"/>
+          <w:numId w:val="16"/>
         </w:numPr>
       </w:pPr>
       <w:r>
@@ -5927,11 +6028,11 @@
         <w:pStyle w:val="NormalWeb"/>
         <w:numPr>
           <w:ilvl w:val="0"/>
-          <w:numId w:val="7"/>
+          <w:numId w:val="16"/>
         </w:numPr>
       </w:pPr>
       <w:r>
-        <w:t>Efficient integration within the PULP architecture.</w:t>
+        <w:t>Low communication overhead between software and hardware.</w:t>
       </w:r>
     </w:p>
     <w:p>
@@ -5939,19 +6040,7 @@
         <w:pStyle w:val="NormalWeb"/>
         <w:numPr>
           <w:ilvl w:val="0"/>
-          <w:numId w:val="7"/>
-        </w:numPr>
-      </w:pPr>
-      <w:r>
-        <w:t>Low communication overhead between software and hardware.</w:t>
-      </w:r>
-    </w:p>
-    <w:p>
-      <w:pPr>
-        <w:pStyle w:val="NormalWeb"/>
-        <w:numPr>
-          <w:ilvl w:val="0"/>
-          <w:numId w:val="7"/>
+          <w:numId w:val="16"/>
         </w:numPr>
       </w:pPr>
       <w:r>
@@ -6008,26 +6097,20 @@
         <w:t>improvements in arithmetic latency do not necessarily translate directly into overall application speedup if communication and synchronization overheads dominate execution time.</w:t>
       </w:r>
     </w:p>
-    <w:p>
-      <w:pPr>
-        <w:pStyle w:val="BodyText"/>
-      </w:pPr>
-    </w:p>
     <w:tbl>
       <w:tblPr>
         <w:tblStyle w:val="TableGrid"/>
-        <w:tblW w:w="6038" w:type="dxa"/>
-        <w:jc w:val="center"/>
+        <w:tblpPr w:leftFromText="180" w:rightFromText="180" w:vertAnchor="text" w:horzAnchor="margin" w:tblpXSpec="center" w:tblpY="141"/>
+        <w:tblW w:w="9540" w:type="dxa"/>
         <w:tblLook w:val="04A0" w:firstRow="1" w:lastRow="0" w:firstColumn="1" w:lastColumn="0" w:noHBand="0" w:noVBand="1"/>
       </w:tblPr>
       <w:tblGrid>
-        <w:gridCol w:w="2694"/>
-        <w:gridCol w:w="3344"/>
+        <w:gridCol w:w="4256"/>
+        <w:gridCol w:w="5284"/>
       </w:tblGrid>
       <w:tr>
         <w:trPr>
-          <w:trHeight w:val="309"/>
-          <w:jc w:val="center"/>
+          <w:trHeight w:val="242"/>
         </w:trPr>
         <w:tc>
           <w:tcPr>
@@ -6080,8 +6163,7 @@
       </w:tr>
       <w:tr>
         <w:trPr>
-          <w:trHeight w:val="302"/>
-          <w:jc w:val="center"/>
+          <w:trHeight w:val="236"/>
         </w:trPr>
         <w:tc>
           <w:tcPr>
@@ -6126,8 +6208,7 @@
       </w:tr>
       <w:tr>
         <w:trPr>
-          <w:trHeight w:val="309"/>
-          <w:jc w:val="center"/>
+          <w:trHeight w:val="242"/>
         </w:trPr>
         <w:tc>
           <w:tcPr>
@@ -6172,8 +6253,7 @@
       </w:tr>
       <w:tr>
         <w:trPr>
-          <w:trHeight w:val="309"/>
-          <w:jc w:val="center"/>
+          <w:trHeight w:val="242"/>
         </w:trPr>
         <w:tc>
           <w:tcPr>
@@ -6195,7 +6275,6 @@
                 <w:b/>
                 <w:bCs/>
               </w:rPr>
-              <w:lastRenderedPageBreak/>
               <w:t>Platform Compatibility</w:t>
             </w:r>
           </w:p>
@@ -6219,8 +6298,7 @@
       </w:tr>
       <w:tr>
         <w:trPr>
-          <w:trHeight w:val="302"/>
-          <w:jc w:val="center"/>
+          <w:trHeight w:val="236"/>
         </w:trPr>
         <w:tc>
           <w:tcPr>
@@ -6265,8 +6343,7 @@
       </w:tr>
       <w:tr>
         <w:trPr>
-          <w:trHeight w:val="309"/>
-          <w:jc w:val="center"/>
+          <w:trHeight w:val="242"/>
         </w:trPr>
         <w:tc>
           <w:tcPr>
@@ -6311,8 +6388,7 @@
       </w:tr>
       <w:tr>
         <w:trPr>
-          <w:trHeight w:val="302"/>
-          <w:jc w:val="center"/>
+          <w:trHeight w:val="236"/>
         </w:trPr>
         <w:tc>
           <w:tcPr>
@@ -6359,6 +6435,11 @@
     </w:tbl>
     <w:p>
       <w:pPr>
+        <w:pStyle w:val="BodyText"/>
+      </w:pPr>
+    </w:p>
+    <w:p>
+      <w:pPr>
         <w:pStyle w:val="Caption"/>
       </w:pPr>
       <w:r>
@@ -6411,16 +6492,22 @@
         <w:fldChar w:fldCharType="end"/>
       </w:r>
       <w:r>
-        <w:t>:</w:t>
-      </w:r>
-      <w:r>
-        <w:t xml:space="preserve"> </w:t>
-      </w:r>
-      <w:r>
-        <w:t>Hardware Accelerator Design Requirement</w:t>
-      </w:r>
-      <w:r>
-        <w:t>s</w:t>
+        <w:rPr>
+          <w:b w:val="0"/>
+        </w:rPr>
+        <w:t xml:space="preserve">: </w:t>
+      </w:r>
+      <w:r>
+        <w:rPr>
+          <w:b w:val="0"/>
+        </w:rPr>
+        <w:t>H</w:t>
+      </w:r>
+      <w:r>
+        <w:rPr>
+          <w:b w:val="0"/>
+        </w:rPr>
+        <w:t>ardware Accelerator Design Requirements</w:t>
       </w:r>
     </w:p>
     <w:p>
@@ -6428,6 +6515,7 @@
         <w:pStyle w:val="Heading2"/>
       </w:pPr>
       <w:r>
+        <w:lastRenderedPageBreak/>
         <w:t>Radix-2 Butterfly Architecture</w:t>
       </w:r>
     </w:p>
@@ -6491,13 +6579,7 @@
               <w:rPr>
                 <w:rFonts w:ascii="Cambria Math" w:hAnsi="Cambria Math"/>
               </w:rPr>
-              <m:t>(</m:t>
-            </m:r>
-            <m:r>
-              <w:rPr>
-                <w:rFonts w:ascii="Cambria Math" w:hAnsi="Cambria Math"/>
-              </w:rPr>
-              <m:t>N</m:t>
+              <m:t>(N</m:t>
             </m:r>
           </m:e>
         </m:func>
@@ -6550,16 +6632,16 @@
         <mc:AlternateContent>
           <mc:Choice Requires="wps">
             <w:drawing>
-              <wp:anchor distT="0" distB="0" distL="114300" distR="114300" simplePos="0" relativeHeight="251663360" behindDoc="0" locked="0" layoutInCell="1" allowOverlap="1" wp14:anchorId="212D8978" wp14:editId="52D808BF">
+              <wp:anchor distT="0" distB="0" distL="114300" distR="114300" simplePos="0" relativeHeight="251663360" behindDoc="0" locked="0" layoutInCell="1" allowOverlap="1" wp14:anchorId="212D8978" wp14:editId="7F57E52E">
                 <wp:simplePos x="0" y="0"/>
                 <wp:positionH relativeFrom="margin">
                   <wp:posOffset>563880</wp:posOffset>
                 </wp:positionH>
                 <wp:positionV relativeFrom="paragraph">
-                  <wp:posOffset>2053590</wp:posOffset>
+                  <wp:posOffset>1967230</wp:posOffset>
                 </wp:positionV>
-                <wp:extent cx="4758690" cy="350520"/>
-                <wp:effectExtent l="0" t="0" r="3810" b="0"/>
+                <wp:extent cx="5478780" cy="232410"/>
+                <wp:effectExtent l="0" t="0" r="7620" b="0"/>
                 <wp:wrapSquare wrapText="bothSides"/>
                 <wp:docPr id="1" name="Text Box 1"/>
                 <wp:cNvGraphicFramePr/>
@@ -6570,7 +6652,7 @@
                       <wps:spPr>
                         <a:xfrm>
                           <a:off x="0" y="0"/>
-                          <a:ext cx="4758690" cy="350520"/>
+                          <a:ext cx="5478780" cy="232410"/>
                         </a:xfrm>
                         <a:prstGeom prst="rect">
                           <a:avLst/>
@@ -6643,9 +6725,27 @@
                               <w:fldChar w:fldCharType="end"/>
                             </w:r>
                             <w:r>
-                              <w:t>: Radix-2 butterfly</w:t>
-                            </w:r>
-                            <w:r>
+                              <w:rPr>
+                                <w:b w:val="0"/>
+                              </w:rPr>
+                              <w:t xml:space="preserve">: </w:t>
+                            </w:r>
+                            <w:r>
+                              <w:rPr>
+                                <w:b w:val="0"/>
+                              </w:rPr>
+                              <w:t>R</w:t>
+                            </w:r>
+                            <w:r>
+                              <w:rPr>
+                                <w:b w:val="0"/>
+                              </w:rPr>
+                              <w:t>adix-2 butterfly</w:t>
+                            </w:r>
+                            <w:r>
+                              <w:rPr>
+                                <w:b w:val="0"/>
+                              </w:rPr>
                               <w:t xml:space="preserve"> (adapted from [ch9][1])</w:t>
                             </w:r>
                           </w:p>
@@ -6671,7 +6771,7 @@
           </mc:Choice>
           <mc:Fallback>
             <w:pict>
-              <v:shape w14:anchorId="212D8978" id="Text Box 1" o:spid="_x0000_s1027" type="#_x0000_t202" style="position:absolute;margin-left:44.4pt;margin-top:161.7pt;width:374.7pt;height:27.6pt;z-index:251663360;visibility:visible;mso-wrap-style:square;mso-width-percent:0;mso-height-percent:0;mso-wrap-distance-left:9pt;mso-wrap-distance-top:0;mso-wrap-distance-right:9pt;mso-wrap-distance-bottom:0;mso-position-horizontal:absolute;mso-position-horizontal-relative:margin;mso-position-vertical:absolute;mso-position-vertical-relative:text;mso-width-percent:0;mso-height-percent:0;mso-width-relative:margin;mso-height-relative:margin;v-text-anchor:top" o:gfxdata="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" stroked="f">
+              <v:shape w14:anchorId="212D8978" id="Text Box 1" o:spid="_x0000_s1027" type="#_x0000_t202" style="position:absolute;margin-left:44.4pt;margin-top:154.9pt;width:431.4pt;height:18.3pt;z-index:251663360;visibility:visible;mso-wrap-style:square;mso-width-percent:0;mso-height-percent:0;mso-wrap-distance-left:9pt;mso-wrap-distance-top:0;mso-wrap-distance-right:9pt;mso-wrap-distance-bottom:0;mso-position-horizontal:absolute;mso-position-horizontal-relative:margin;mso-position-vertical:absolute;mso-position-vertical-relative:text;mso-width-percent:0;mso-height-percent:0;mso-width-relative:margin;mso-height-relative:margin;v-text-anchor:top" o:gfxdata="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" stroked="f">
                 <v:textbox inset="0,0,0,0">
                   <w:txbxContent>
                     <w:p>
@@ -6733,9 +6833,27 @@
                         <w:fldChar w:fldCharType="end"/>
                       </w:r>
                       <w:r>
-                        <w:t>: Radix-2 butterfly</w:t>
-                      </w:r>
-                      <w:r>
+                        <w:rPr>
+                          <w:b w:val="0"/>
+                        </w:rPr>
+                        <w:t xml:space="preserve">: </w:t>
+                      </w:r>
+                      <w:r>
+                        <w:rPr>
+                          <w:b w:val="0"/>
+                        </w:rPr>
+                        <w:t>R</w:t>
+                      </w:r>
+                      <w:r>
+                        <w:rPr>
+                          <w:b w:val="0"/>
+                        </w:rPr>
+                        <w:t>adix-2 butterfly</w:t>
+                      </w:r>
+                      <w:r>
+                        <w:rPr>
+                          <w:b w:val="0"/>
+                        </w:rPr>
                         <w:t xml:space="preserve"> (adapted from [ch9][1])</w:t>
                       </w:r>
                     </w:p>
@@ -6752,16 +6870,16 @@
           <w:noProof/>
         </w:rPr>
         <w:drawing>
-          <wp:anchor distT="0" distB="0" distL="114300" distR="114300" simplePos="0" relativeHeight="251661312" behindDoc="0" locked="0" layoutInCell="1" allowOverlap="1" wp14:anchorId="5630B4B0" wp14:editId="08A2D488">
+          <wp:anchor distT="0" distB="0" distL="114300" distR="114300" simplePos="0" relativeHeight="251661312" behindDoc="0" locked="0" layoutInCell="1" allowOverlap="1" wp14:anchorId="5630B4B0" wp14:editId="1EEA0A29">
             <wp:simplePos x="0" y="0"/>
             <wp:positionH relativeFrom="margin">
-              <wp:align>center</wp:align>
+              <wp:posOffset>1626870</wp:posOffset>
             </wp:positionH>
             <wp:positionV relativeFrom="paragraph">
-              <wp:posOffset>438150</wp:posOffset>
+              <wp:posOffset>432435</wp:posOffset>
             </wp:positionV>
-            <wp:extent cx="3752850" cy="1534795"/>
-            <wp:effectExtent l="19050" t="19050" r="19050" b="27305"/>
+            <wp:extent cx="3577590" cy="1463040"/>
+            <wp:effectExtent l="19050" t="19050" r="22860" b="22860"/>
             <wp:wrapSquare wrapText="bothSides"/>
             <wp:docPr id="6" name="Picture 6"/>
             <wp:cNvGraphicFramePr>
@@ -6789,7 +6907,7 @@
                   <pic:spPr>
                     <a:xfrm>
                       <a:off x="0" y="0"/>
-                      <a:ext cx="3752850" cy="1534795"/>
+                      <a:ext cx="3577590" cy="1463040"/>
                     </a:xfrm>
                     <a:prstGeom prst="rect">
                       <a:avLst/>
@@ -7135,9 +7253,10 @@
     </w:p>
     <w:p>
       <w:pPr>
+        <w:pStyle w:val="ListParagraph"/>
         <w:numPr>
           <w:ilvl w:val="0"/>
-          <w:numId w:val="4"/>
+          <w:numId w:val="15"/>
         </w:numPr>
         <w:spacing w:before="100" w:beforeAutospacing="1" w:after="100" w:afterAutospacing="1" w:line="240" w:lineRule="auto"/>
         <w:rPr>
@@ -7154,17 +7273,24 @@
           <w:szCs w:val="24"/>
           <w14:ligatures w14:val="none"/>
         </w:rPr>
-        <w:t>A</w:t>
-      </w:r>
-      <w:r>
+        <w:t xml:space="preserve">A and B are complex input samples, </w:t>
+      </w:r>
+    </w:p>
+    <w:p>
+      <w:pPr>
+        <w:pStyle w:val="ListParagraph"/>
+        <w:numPr>
+          <w:ilvl w:val="0"/>
+          <w:numId w:val="15"/>
+        </w:numPr>
+        <w:spacing w:before="100" w:beforeAutospacing="1" w:after="100" w:afterAutospacing="1" w:line="240" w:lineRule="auto"/>
         <w:rPr>
           <w:rFonts w:ascii="Times New Roman" w:eastAsia="Times New Roman" w:hAnsi="Times New Roman" w:cs="Times New Roman"/>
           <w:kern w:val="0"/>
           <w:szCs w:val="24"/>
           <w14:ligatures w14:val="none"/>
         </w:rPr>
-        <w:t xml:space="preserve"> </w:t>
-      </w:r>
+      </w:pPr>
       <w:r>
         <w:rPr>
           <w:rFonts w:ascii="Times New Roman" w:eastAsia="Times New Roman" w:hAnsi="Times New Roman" w:cs="Times New Roman"/>
@@ -7172,56 +7298,15 @@
           <w:szCs w:val="24"/>
           <w14:ligatures w14:val="none"/>
         </w:rPr>
-        <w:t xml:space="preserve">and B are complex input samples, </w:t>
-      </w:r>
-    </w:p>
-    <w:p>
-      <w:pPr>
+        <w:t xml:space="preserve">W is the twiddle factor, </w:t>
+      </w:r>
+    </w:p>
+    <w:p>
+      <w:pPr>
+        <w:pStyle w:val="ListParagraph"/>
         <w:numPr>
           <w:ilvl w:val="0"/>
-          <w:numId w:val="4"/>
-        </w:numPr>
-        <w:spacing w:before="100" w:beforeAutospacing="1" w:after="100" w:afterAutospacing="1" w:line="240" w:lineRule="auto"/>
-        <w:rPr>
-          <w:rFonts w:ascii="Times New Roman" w:eastAsia="Times New Roman" w:hAnsi="Times New Roman" w:cs="Times New Roman"/>
-          <w:kern w:val="0"/>
-          <w:szCs w:val="24"/>
-          <w14:ligatures w14:val="none"/>
-        </w:rPr>
-      </w:pPr>
-      <w:r>
-        <w:rPr>
-          <w:rFonts w:ascii="Times New Roman" w:eastAsia="Times New Roman" w:hAnsi="Times New Roman" w:cs="Times New Roman"/>
-          <w:kern w:val="0"/>
-          <w:szCs w:val="24"/>
-          <w14:ligatures w14:val="none"/>
-        </w:rPr>
-        <w:t>W</w:t>
-      </w:r>
-      <w:r>
-        <w:rPr>
-          <w:rFonts w:ascii="Times New Roman" w:eastAsia="Times New Roman" w:hAnsi="Times New Roman" w:cs="Times New Roman"/>
-          <w:kern w:val="0"/>
-          <w:szCs w:val="24"/>
-          <w14:ligatures w14:val="none"/>
-        </w:rPr>
-        <w:t xml:space="preserve"> </w:t>
-      </w:r>
-      <w:r>
-        <w:rPr>
-          <w:rFonts w:ascii="Times New Roman" w:eastAsia="Times New Roman" w:hAnsi="Times New Roman" w:cs="Times New Roman"/>
-          <w:kern w:val="0"/>
-          <w:szCs w:val="24"/>
-          <w14:ligatures w14:val="none"/>
-        </w:rPr>
-        <w:t xml:space="preserve">is the twiddle factor, </w:t>
-      </w:r>
-    </w:p>
-    <w:p>
-      <w:pPr>
-        <w:numPr>
-          <w:ilvl w:val="0"/>
-          <w:numId w:val="4"/>
+          <w:numId w:val="15"/>
         </w:numPr>
         <w:spacing w:before="100" w:beforeAutospacing="1" w:after="100" w:afterAutospacing="1" w:line="240" w:lineRule="auto"/>
         <w:rPr>
@@ -7405,7 +7490,6 @@
                 <w:b/>
                 <w:bCs/>
               </w:rPr>
-              <w:lastRenderedPageBreak/>
               <w:t>Arithmetic Complexity</w:t>
             </w:r>
           </w:p>
@@ -7612,10 +7696,22 @@
         <w:fldChar w:fldCharType="end"/>
       </w:r>
       <w:r>
+        <w:rPr>
+          <w:b w:val="0"/>
+        </w:rPr>
         <w:t xml:space="preserve">: </w:t>
       </w:r>
       <w:r>
-        <w:t>Characteristics of the Radix-2 Butterfly</w:t>
+        <w:rPr>
+          <w:b w:val="0"/>
+        </w:rPr>
+        <w:t>C</w:t>
+      </w:r>
+      <w:r>
+        <w:rPr>
+          <w:b w:val="0"/>
+        </w:rPr>
+        <w:t>haracteristics of the Radix-2 Butterfly</w:t>
       </w:r>
     </w:p>
     <w:p>
@@ -7623,6 +7719,7 @@
         <w:pStyle w:val="Heading2"/>
       </w:pPr>
       <w:r>
+        <w:lastRenderedPageBreak/>
         <w:t>Radix-4 Butterfly Architecture</w:t>
       </w:r>
     </w:p>
@@ -7832,7 +7929,7 @@
         <w:pStyle w:val="Caption"/>
         <w:ind w:left="0"/>
         <w:rPr>
-          <w:b/>
+          <w:b w:val="0"/>
           <w:bCs/>
         </w:rPr>
       </w:pPr>
@@ -7902,7 +7999,7 @@
                               <w:pStyle w:val="Caption"/>
                               <w:rPr>
                                 <w:rFonts w:ascii="Times New Roman" w:eastAsia="Times New Roman" w:hAnsi="Times New Roman" w:cs="Times New Roman"/>
-                                <w:b/>
+                                <w:b w:val="0"/>
                                 <w:bCs/>
                                 <w:noProof/>
                                 <w:szCs w:val="24"/>
@@ -7958,10 +8055,13 @@
                               <w:fldChar w:fldCharType="end"/>
                             </w:r>
                             <w:r>
-                              <w:t xml:space="preserve">: </w:t>
-                            </w:r>
-                            <w:r>
-                              <w:t>Radix-4 butterfly (adapted from [ch9][1])</w:t>
+                              <w:rPr>
+                                <w:b w:val="0"/>
+                              </w:rPr>
+                              <w:t>: R</w:t>
+                            </w:r>
+                            <w:r>
+                              <w:t>adix-4 butterfly (adapted from [ch9][1])</w:t>
                             </w:r>
                           </w:p>
                         </w:txbxContent>
@@ -7988,7 +8088,7 @@
                         <w:pStyle w:val="Caption"/>
                         <w:rPr>
                           <w:rFonts w:ascii="Times New Roman" w:eastAsia="Times New Roman" w:hAnsi="Times New Roman" w:cs="Times New Roman"/>
-                          <w:b/>
+                          <w:b w:val="0"/>
                           <w:bCs/>
                           <w:noProof/>
                           <w:szCs w:val="24"/>
@@ -8044,10 +8144,13 @@
                         <w:fldChar w:fldCharType="end"/>
                       </w:r>
                       <w:r>
-                        <w:t xml:space="preserve">: </w:t>
-                      </w:r>
-                      <w:r>
-                        <w:t>Radix-4 butterfly (adapted from [ch9][1])</w:t>
+                        <w:rPr>
+                          <w:b w:val="0"/>
+                        </w:rPr>
+                        <w:t>: R</w:t>
+                      </w:r>
+                      <w:r>
+                        <w:t>adix-4 butterfly (adapted from [ch9][1])</w:t>
                       </w:r>
                     </w:p>
                   </w:txbxContent>
@@ -8441,10 +8544,22 @@
         <w:fldChar w:fldCharType="end"/>
       </w:r>
       <w:r>
+        <w:rPr>
+          <w:b w:val="0"/>
+        </w:rPr>
         <w:t xml:space="preserve">: </w:t>
       </w:r>
       <w:r>
-        <w:t>Characteristics of the Radix-4 Butterfly</w:t>
+        <w:rPr>
+          <w:b w:val="0"/>
+        </w:rPr>
+        <w:t>C</w:t>
+      </w:r>
+      <w:r>
+        <w:rPr>
+          <w:b w:val="0"/>
+        </w:rPr>
+        <w:t>haracteristics of the Radix-4 Butterfly</w:t>
       </w:r>
     </w:p>
     <w:p>
@@ -8630,16 +8745,16 @@
         <mc:AlternateContent>
           <mc:Choice Requires="wps">
             <w:drawing>
-              <wp:anchor distT="0" distB="0" distL="114300" distR="114300" simplePos="0" relativeHeight="251669504" behindDoc="0" locked="0" layoutInCell="1" allowOverlap="1" wp14:anchorId="4FFDB66B" wp14:editId="6D2F4C5C">
+              <wp:anchor distT="0" distB="0" distL="114300" distR="114300" simplePos="0" relativeHeight="251669504" behindDoc="0" locked="0" layoutInCell="1" allowOverlap="1" wp14:anchorId="4FFDB66B" wp14:editId="18273A9D">
                 <wp:simplePos x="0" y="0"/>
                 <wp:positionH relativeFrom="margin">
                   <wp:posOffset>754380</wp:posOffset>
                 </wp:positionH>
                 <wp:positionV relativeFrom="paragraph">
-                  <wp:posOffset>95250</wp:posOffset>
+                  <wp:posOffset>94615</wp:posOffset>
                 </wp:positionV>
-                <wp:extent cx="4709160" cy="194310"/>
-                <wp:effectExtent l="0" t="0" r="0" b="0"/>
+                <wp:extent cx="5292090" cy="240030"/>
+                <wp:effectExtent l="0" t="0" r="3810" b="7620"/>
                 <wp:wrapSquare wrapText="bothSides"/>
                 <wp:docPr id="10" name="Text Box 10"/>
                 <wp:cNvGraphicFramePr/>
@@ -8650,7 +8765,7 @@
                       <wps:spPr>
                         <a:xfrm>
                           <a:off x="0" y="0"/>
-                          <a:ext cx="4709160" cy="194310"/>
+                          <a:ext cx="5292090" cy="240030"/>
                         </a:xfrm>
                         <a:prstGeom prst="rect">
                           <a:avLst/>
@@ -8669,7 +8784,7 @@
                               <w:pStyle w:val="Caption"/>
                               <w:rPr>
                                 <w:rFonts w:ascii="Times New Roman" w:eastAsia="Times New Roman" w:hAnsi="Times New Roman" w:cs="Times New Roman"/>
-                                <w:b/>
+                                <w:b w:val="0"/>
                                 <w:bCs/>
                                 <w:noProof/>
                                 <w:szCs w:val="24"/>
@@ -8725,7 +8840,34 @@
                               <w:fldChar w:fldCharType="end"/>
                             </w:r>
                             <w:r>
-                              <w:t>: Radix-8 butterfly (adapted from [ch9][1])</w:t>
+                              <w:rPr>
+                                <w:b w:val="0"/>
+                              </w:rPr>
+                              <w:t xml:space="preserve">: </w:t>
+                            </w:r>
+                            <w:r>
+                              <w:rPr>
+                                <w:b w:val="0"/>
+                              </w:rPr>
+                              <w:t>R</w:t>
+                            </w:r>
+                            <w:r>
+                              <w:rPr>
+                                <w:b w:val="0"/>
+                              </w:rPr>
+                              <w:t>adix-8 butterfly (adapted from</w:t>
+                            </w:r>
+                            <w:r>
+                              <w:rPr>
+                                <w:b w:val="0"/>
+                              </w:rPr>
+                              <w:t xml:space="preserve"> </w:t>
+                            </w:r>
+                            <w:r>
+                              <w:rPr>
+                                <w:b w:val="0"/>
+                              </w:rPr>
+                              <w:t>[ch9][1])</w:t>
                             </w:r>
                           </w:p>
                         </w:txbxContent>
@@ -8750,7 +8892,7 @@
           </mc:Choice>
           <mc:Fallback>
             <w:pict>
-              <v:shape w14:anchorId="4FFDB66B" id="Text Box 10" o:spid="_x0000_s1029" type="#_x0000_t202" style="position:absolute;margin-left:59.4pt;margin-top:7.5pt;width:370.8pt;height:15.3pt;z-index:251669504;visibility:visible;mso-wrap-style:square;mso-width-percent:0;mso-height-percent:0;mso-wrap-distance-left:9pt;mso-wrap-distance-top:0;mso-wrap-distance-right:9pt;mso-wrap-distance-bottom:0;mso-position-horizontal:absolute;mso-position-horizontal-relative:margin;mso-position-vertical:absolute;mso-position-vertical-relative:text;mso-width-percent:0;mso-height-percent:0;mso-width-relative:margin;mso-height-relative:margin;v-text-anchor:top" o:gfxdata="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" stroked="f">
+              <v:shape w14:anchorId="4FFDB66B" id="Text Box 10" o:spid="_x0000_s1029" type="#_x0000_t202" style="position:absolute;margin-left:59.4pt;margin-top:7.45pt;width:416.7pt;height:18.9pt;z-index:251669504;visibility:visible;mso-wrap-style:square;mso-width-percent:0;mso-height-percent:0;mso-wrap-distance-left:9pt;mso-wrap-distance-top:0;mso-wrap-distance-right:9pt;mso-wrap-distance-bottom:0;mso-position-horizontal:absolute;mso-position-horizontal-relative:margin;mso-position-vertical:absolute;mso-position-vertical-relative:text;mso-width-percent:0;mso-height-percent:0;mso-width-relative:margin;mso-height-relative:margin;v-text-anchor:top" o:gfxdata="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" stroked="f">
                 <v:textbox inset="0,0,0,0">
                   <w:txbxContent>
                     <w:p>
@@ -8758,7 +8900,7 @@
                         <w:pStyle w:val="Caption"/>
                         <w:rPr>
                           <w:rFonts w:ascii="Times New Roman" w:eastAsia="Times New Roman" w:hAnsi="Times New Roman" w:cs="Times New Roman"/>
-                          <w:b/>
+                          <w:b w:val="0"/>
                           <w:bCs/>
                           <w:noProof/>
                           <w:szCs w:val="24"/>
@@ -8814,7 +8956,34 @@
                         <w:fldChar w:fldCharType="end"/>
                       </w:r>
                       <w:r>
-                        <w:t>: Radix-8 butterfly (adapted from [ch9][1])</w:t>
+                        <w:rPr>
+                          <w:b w:val="0"/>
+                        </w:rPr>
+                        <w:t xml:space="preserve">: </w:t>
+                      </w:r>
+                      <w:r>
+                        <w:rPr>
+                          <w:b w:val="0"/>
+                        </w:rPr>
+                        <w:t>R</w:t>
+                      </w:r>
+                      <w:r>
+                        <w:rPr>
+                          <w:b w:val="0"/>
+                        </w:rPr>
+                        <w:t>adix-8 butterfly (adapted from</w:t>
+                      </w:r>
+                      <w:r>
+                        <w:rPr>
+                          <w:b w:val="0"/>
+                        </w:rPr>
+                        <w:t xml:space="preserve"> </w:t>
+                      </w:r>
+                      <w:r>
+                        <w:rPr>
+                          <w:b w:val="0"/>
+                        </w:rPr>
+                        <w:t>[ch9][1])</w:t>
                       </w:r>
                     </w:p>
                   </w:txbxContent>
@@ -9092,6 +9261,10 @@
     <w:p>
       <w:pPr>
         <w:pStyle w:val="Caption"/>
+        <w:rPr>
+          <w:b w:val="0"/>
+          <w:bCs/>
+        </w:rPr>
       </w:pPr>
       <w:r>
         <w:t xml:space="preserve">               Table </w:t>
@@ -9143,13 +9316,17 @@
         <w:fldChar w:fldCharType="end"/>
       </w:r>
       <w:r>
-        <w:t>:</w:t>
-      </w:r>
-      <w:r>
-        <w:t xml:space="preserve"> </w:t>
-      </w:r>
-      <w:r>
-        <w:t>Characteristics of the Radix-8 Butterfly</w:t>
+        <w:rPr>
+          <w:b w:val="0"/>
+        </w:rPr>
+        <w:t>: C</w:t>
+      </w:r>
+      <w:r>
+        <w:rPr>
+          <w:b w:val="0"/>
+          <w:bCs/>
+        </w:rPr>
+        <w:t>haracteristics of the Radix-8 Butterfly</w:t>
       </w:r>
     </w:p>
     <w:p>
@@ -9653,10 +9830,22 @@
         <w:fldChar w:fldCharType="end"/>
       </w:r>
       <w:r>
+        <w:rPr>
+          <w:b w:val="0"/>
+        </w:rPr>
         <w:t xml:space="preserve">: </w:t>
       </w:r>
       <w:r>
-        <w:t>Comparison of Investigated FFT Radices</w:t>
+        <w:rPr>
+          <w:b w:val="0"/>
+        </w:rPr>
+        <w:t>C</w:t>
+      </w:r>
+      <w:r>
+        <w:rPr>
+          <w:b w:val="0"/>
+        </w:rPr>
+        <w:t>omparison of Investigated FFT Radices</w:t>
       </w:r>
     </w:p>
     <w:p>
@@ -9930,15 +10119,39 @@
                               <w:fldChar w:fldCharType="end"/>
                             </w:r>
                             <w:r>
-                              <w:t>: PULP S</w:t>
-                            </w:r>
-                            <w:r>
+                              <w:rPr>
+                                <w:b w:val="0"/>
+                              </w:rPr>
+                              <w:t xml:space="preserve">: </w:t>
+                            </w:r>
+                            <w:r>
+                              <w:rPr>
+                                <w:b w:val="0"/>
+                              </w:rPr>
+                              <w:t>P</w:t>
+                            </w:r>
+                            <w:r>
+                              <w:rPr>
+                                <w:b w:val="0"/>
+                              </w:rPr>
+                              <w:t>ULP S</w:t>
+                            </w:r>
+                            <w:r>
+                              <w:rPr>
+                                <w:b w:val="0"/>
+                              </w:rPr>
                               <w:t>o</w:t>
                             </w:r>
                             <w:r>
+                              <w:rPr>
+                                <w:b w:val="0"/>
+                              </w:rPr>
                               <w:t>C Domain</w:t>
                             </w:r>
                             <w:r>
+                              <w:rPr>
+                                <w:b w:val="0"/>
+                              </w:rPr>
                               <w:t xml:space="preserve"> ([ch9][2])</w:t>
                             </w:r>
                           </w:p>
@@ -10030,15 +10243,39 @@
                         <w:fldChar w:fldCharType="end"/>
                       </w:r>
                       <w:r>
-                        <w:t>: PULP S</w:t>
-                      </w:r>
-                      <w:r>
+                        <w:rPr>
+                          <w:b w:val="0"/>
+                        </w:rPr>
+                        <w:t xml:space="preserve">: </w:t>
+                      </w:r>
+                      <w:r>
+                        <w:rPr>
+                          <w:b w:val="0"/>
+                        </w:rPr>
+                        <w:t>P</w:t>
+                      </w:r>
+                      <w:r>
+                        <w:rPr>
+                          <w:b w:val="0"/>
+                        </w:rPr>
+                        <w:t>ULP S</w:t>
+                      </w:r>
+                      <w:r>
+                        <w:rPr>
+                          <w:b w:val="0"/>
+                        </w:rPr>
                         <w:t>o</w:t>
                       </w:r>
                       <w:r>
+                        <w:rPr>
+                          <w:b w:val="0"/>
+                        </w:rPr>
                         <w:t>C Domain</w:t>
                       </w:r>
                       <w:r>
+                        <w:rPr>
+                          <w:b w:val="0"/>
+                        </w:rPr>
                         <w:t xml:space="preserve"> ([ch9][2])</w:t>
                       </w:r>
                     </w:p>
@@ -10275,7 +10512,10 @@
         <w:ind w:left="0"/>
       </w:pPr>
       <w:r>
-        <w:t xml:space="preserve">                              Figure </w:t>
+        <w:t xml:space="preserve">                              </w:t>
+      </w:r>
+      <w:r>
+        <w:t xml:space="preserve">Figure </w:t>
       </w:r>
       <w:r>
         <w:fldChar w:fldCharType="begin"/>
@@ -10324,10 +10564,25 @@
         <w:fldChar w:fldCharType="end"/>
       </w:r>
       <w:r>
-        <w:t xml:space="preserve">: </w:t>
-      </w:r>
-      <w:r>
-        <w:t>AXI and TCDM Communication Networks in the PULP Architecture</w:t>
+        <w:t>:</w:t>
+      </w:r>
+      <w:r>
+        <w:rPr>
+          <w:b w:val="0"/>
+        </w:rPr>
+        <w:t xml:space="preserve"> </w:t>
+      </w:r>
+      <w:r>
+        <w:rPr>
+          <w:b w:val="0"/>
+        </w:rPr>
+        <w:t>A</w:t>
+      </w:r>
+      <w:r>
+        <w:rPr>
+          <w:b w:val="0"/>
+        </w:rPr>
+        <w:t>XI and TCDM Communication Networks in the PULP Architecture</w:t>
       </w:r>
     </w:p>
     <w:p>
@@ -10504,10 +10759,22 @@
                               <w:fldChar w:fldCharType="end"/>
                             </w:r>
                             <w:r>
+                              <w:rPr>
+                                <w:b w:val="0"/>
+                              </w:rPr>
                               <w:t xml:space="preserve">: </w:t>
                             </w:r>
                             <w:r>
-                              <w:t>Architectural Layers of the FFT Accelerator Integration</w:t>
+                              <w:rPr>
+                                <w:b w:val="0"/>
+                              </w:rPr>
+                              <w:t>A</w:t>
+                            </w:r>
+                            <w:r>
+                              <w:rPr>
+                                <w:b w:val="0"/>
+                              </w:rPr>
+                              <w:t>rchitectural Layers of the FFT Accelerator Integration</w:t>
                             </w:r>
                           </w:p>
                         </w:txbxContent>
@@ -10591,10 +10858,22 @@
                         <w:fldChar w:fldCharType="end"/>
                       </w:r>
                       <w:r>
+                        <w:rPr>
+                          <w:b w:val="0"/>
+                        </w:rPr>
                         <w:t xml:space="preserve">: </w:t>
                       </w:r>
                       <w:r>
-                        <w:t>Architectural Layers of the FFT Accelerator Integration</w:t>
+                        <w:rPr>
+                          <w:b w:val="0"/>
+                        </w:rPr>
+                        <w:t>A</w:t>
+                      </w:r>
+                      <w:r>
+                        <w:rPr>
+                          <w:b w:val="0"/>
+                        </w:rPr>
+                        <w:t>rchitectural Layers of the FFT Accelerator Integration</w:t>
                       </w:r>
                     </w:p>
                   </w:txbxContent>
@@ -10751,7 +11030,13 @@
         <w:pStyle w:val="NoSpacing"/>
       </w:pPr>
       <w:r>
-        <w:t>The wrapper architecture is composed of three primary building blocks: the AXI interface, the register file, and the FFT accelerator. Together, these components establish a complete communication path between software and hardware. Each block performs a dedicated role within the integration process</w:t>
+        <w:t>The wrapper architecture is composed of three primary building blocks</w:t>
+      </w:r>
+      <w:r>
+        <w:t>: t</w:t>
+      </w:r>
+      <w:r>
+        <w:t>he AXI interface, the register file, and the FFT accelerator. Together, these components establish a complete communication path between software and hardware. Each block performs a dedicated role within the integration process</w:t>
       </w:r>
       <w:r>
         <w:t>[ch9]</w:t>
@@ -10788,16 +11073,16 @@
           <w:noProof/>
         </w:rPr>
         <w:drawing>
-          <wp:anchor distT="0" distB="0" distL="114300" distR="114300" simplePos="0" relativeHeight="251676672" behindDoc="0" locked="0" layoutInCell="1" allowOverlap="1" wp14:anchorId="404C9D9C" wp14:editId="05823CFB">
+          <wp:anchor distT="0" distB="0" distL="114300" distR="114300" simplePos="0" relativeHeight="251676672" behindDoc="0" locked="0" layoutInCell="1" allowOverlap="1" wp14:anchorId="404C9D9C" wp14:editId="3570CD8C">
             <wp:simplePos x="0" y="0"/>
             <wp:positionH relativeFrom="margin">
-              <wp:posOffset>2659380</wp:posOffset>
+              <wp:align>center</wp:align>
             </wp:positionH>
             <wp:positionV relativeFrom="paragraph">
-              <wp:posOffset>99695</wp:posOffset>
+              <wp:posOffset>99060</wp:posOffset>
             </wp:positionV>
-            <wp:extent cx="1867535" cy="2724150"/>
-            <wp:effectExtent l="0" t="0" r="0" b="0"/>
+            <wp:extent cx="1851025" cy="2701290"/>
+            <wp:effectExtent l="0" t="0" r="0" b="3810"/>
             <wp:wrapSquare wrapText="bothSides"/>
             <wp:docPr id="17" name="Picture 17"/>
             <wp:cNvGraphicFramePr>
@@ -10825,7 +11110,7 @@
                   <pic:spPr>
                     <a:xfrm>
                       <a:off x="0" y="0"/>
-                      <a:ext cx="1867535" cy="2724150"/>
+                      <a:ext cx="1851025" cy="2701290"/>
                     </a:xfrm>
                     <a:prstGeom prst="rect">
                       <a:avLst/>
@@ -10885,16 +11170,16 @@
         <mc:AlternateContent>
           <mc:Choice Requires="wps">
             <w:drawing>
-              <wp:anchor distT="0" distB="0" distL="114300" distR="114300" simplePos="0" relativeHeight="251678720" behindDoc="0" locked="0" layoutInCell="1" allowOverlap="1" wp14:anchorId="20C6812C" wp14:editId="7624C123">
+              <wp:anchor distT="0" distB="0" distL="114300" distR="114300" simplePos="0" relativeHeight="251678720" behindDoc="0" locked="0" layoutInCell="1" allowOverlap="1" wp14:anchorId="20C6812C" wp14:editId="44B05738">
                 <wp:simplePos x="0" y="0"/>
                 <wp:positionH relativeFrom="margin">
-                  <wp:posOffset>41910</wp:posOffset>
+                  <wp:align>right</wp:align>
                 </wp:positionH>
                 <wp:positionV relativeFrom="paragraph">
-                  <wp:posOffset>394970</wp:posOffset>
+                  <wp:posOffset>372110</wp:posOffset>
                 </wp:positionV>
-                <wp:extent cx="6697980" cy="167640"/>
-                <wp:effectExtent l="0" t="0" r="7620" b="3810"/>
+                <wp:extent cx="7063740" cy="194310"/>
+                <wp:effectExtent l="0" t="0" r="3810" b="0"/>
                 <wp:wrapSquare wrapText="bothSides"/>
                 <wp:docPr id="18" name="Text Box 18"/>
                 <wp:cNvGraphicFramePr/>
@@ -10905,7 +11190,7 @@
                       <wps:spPr>
                         <a:xfrm>
                           <a:off x="0" y="0"/>
-                          <a:ext cx="6697980" cy="167640"/>
+                          <a:ext cx="7063740" cy="194310"/>
                         </a:xfrm>
                         <a:prstGeom prst="rect">
                           <a:avLst/>
@@ -10977,9 +11262,27 @@
                               <w:fldChar w:fldCharType="end"/>
                             </w:r>
                             <w:r>
-                              <w:t xml:space="preserve">: Internal organization of the accelerator </w:t>
-                            </w:r>
-                            <w:r>
+                              <w:rPr>
+                                <w:b w:val="0"/>
+                              </w:rPr>
+                              <w:t xml:space="preserve">: </w:t>
+                            </w:r>
+                            <w:r>
+                              <w:rPr>
+                                <w:b w:val="0"/>
+                              </w:rPr>
+                              <w:t>I</w:t>
+                            </w:r>
+                            <w:r>
+                              <w:rPr>
+                                <w:b w:val="0"/>
+                              </w:rPr>
+                              <w:t xml:space="preserve">nternal organization of the accelerator </w:t>
+                            </w:r>
+                            <w:r>
+                              <w:rPr>
+                                <w:b w:val="0"/>
+                              </w:rPr>
                               <w:t>wrapper. (Adapted from [ch9][3])</w:t>
                             </w:r>
                           </w:p>
@@ -11005,7 +11308,7 @@
           </mc:Choice>
           <mc:Fallback>
             <w:pict>
-              <v:shape w14:anchorId="20C6812C" id="Text Box 18" o:spid="_x0000_s1032" type="#_x0000_t202" style="position:absolute;margin-left:3.3pt;margin-top:31.1pt;width:527.4pt;height:13.2pt;z-index:251678720;visibility:visible;mso-wrap-style:square;mso-width-percent:0;mso-height-percent:0;mso-wrap-distance-left:9pt;mso-wrap-distance-top:0;mso-wrap-distance-right:9pt;mso-wrap-distance-bottom:0;mso-position-horizontal:absolute;mso-position-horizontal-relative:margin;mso-position-vertical:absolute;mso-position-vertical-relative:text;mso-width-percent:0;mso-height-percent:0;mso-width-relative:margin;mso-height-relative:margin;v-text-anchor:top" o:gfxdata="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" stroked="f">
+              <v:shape w14:anchorId="20C6812C" id="Text Box 18" o:spid="_x0000_s1032" type="#_x0000_t202" style="position:absolute;margin-left:505pt;margin-top:29.3pt;width:556.2pt;height:15.3pt;z-index:251678720;visibility:visible;mso-wrap-style:square;mso-width-percent:0;mso-height-percent:0;mso-wrap-distance-left:9pt;mso-wrap-distance-top:0;mso-wrap-distance-right:9pt;mso-wrap-distance-bottom:0;mso-position-horizontal:right;mso-position-horizontal-relative:margin;mso-position-vertical:absolute;mso-position-vertical-relative:text;mso-width-percent:0;mso-height-percent:0;mso-width-relative:margin;mso-height-relative:margin;v-text-anchor:top" o:gfxdata="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" stroked="f">
                 <v:textbox inset="0,0,0,0">
                   <w:txbxContent>
                     <w:p>
@@ -11066,9 +11369,27 @@
                         <w:fldChar w:fldCharType="end"/>
                       </w:r>
                       <w:r>
-                        <w:t xml:space="preserve">: Internal organization of the accelerator </w:t>
-                      </w:r>
-                      <w:r>
+                        <w:rPr>
+                          <w:b w:val="0"/>
+                        </w:rPr>
+                        <w:t xml:space="preserve">: </w:t>
+                      </w:r>
+                      <w:r>
+                        <w:rPr>
+                          <w:b w:val="0"/>
+                        </w:rPr>
+                        <w:t>I</w:t>
+                      </w:r>
+                      <w:r>
+                        <w:rPr>
+                          <w:b w:val="0"/>
+                        </w:rPr>
+                        <w:t xml:space="preserve">nternal organization of the accelerator </w:t>
+                      </w:r>
+                      <w:r>
+                        <w:rPr>
+                          <w:b w:val="0"/>
+                        </w:rPr>
                         <w:t>wrapper. (Adapted from [ch9][3])</w:t>
                       </w:r>
                     </w:p>
@@ -11357,10 +11678,22 @@
         <w:fldChar w:fldCharType="end"/>
       </w:r>
       <w:r>
+        <w:rPr>
+          <w:b w:val="0"/>
+        </w:rPr>
         <w:t xml:space="preserve">: </w:t>
       </w:r>
       <w:r>
-        <w:t>Internal organization of the accelerator wrapper.</w:t>
+        <w:rPr>
+          <w:b w:val="0"/>
+        </w:rPr>
+        <w:t>I</w:t>
+      </w:r>
+      <w:r>
+        <w:rPr>
+          <w:b w:val="0"/>
+        </w:rPr>
+        <w:t>nternal organization of the accelerator wrapper.</w:t>
       </w:r>
     </w:p>
     <w:p>
@@ -11738,10 +12071,22 @@
         <w:fldChar w:fldCharType="end"/>
       </w:r>
       <w:r>
+        <w:rPr>
+          <w:b w:val="0"/>
+        </w:rPr>
         <w:t xml:space="preserve">: </w:t>
       </w:r>
       <w:r>
-        <w:t>Accelerator Register Categories</w:t>
+        <w:rPr>
+          <w:b w:val="0"/>
+        </w:rPr>
+        <w:t>A</w:t>
+      </w:r>
+      <w:r>
+        <w:rPr>
+          <w:b w:val="0"/>
+        </w:rPr>
+        <w:t>ccelerator Register Categories</w:t>
       </w:r>
     </w:p>
     <w:p>
@@ -11889,10 +12234,22 @@
                               <w:fldChar w:fldCharType="end"/>
                             </w:r>
                             <w:r>
+                              <w:rPr>
+                                <w:b w:val="0"/>
+                              </w:rPr>
                               <w:t xml:space="preserve">: </w:t>
                             </w:r>
                             <w:r>
-                              <w:t>Data flow between software, register file, and FFT accelerator.</w:t>
+                              <w:rPr>
+                                <w:b w:val="0"/>
+                              </w:rPr>
+                              <w:t>D</w:t>
+                            </w:r>
+                            <w:r>
+                              <w:rPr>
+                                <w:b w:val="0"/>
+                              </w:rPr>
+                              <w:t>ata flow between software, register file, and FFT accelerator.</w:t>
                             </w:r>
                           </w:p>
                         </w:txbxContent>
@@ -11976,10 +12333,22 @@
                         <w:fldChar w:fldCharType="end"/>
                       </w:r>
                       <w:r>
+                        <w:rPr>
+                          <w:b w:val="0"/>
+                        </w:rPr>
                         <w:t xml:space="preserve">: </w:t>
                       </w:r>
                       <w:r>
-                        <w:t>Data flow between software, register file, and FFT accelerator.</w:t>
+                        <w:rPr>
+                          <w:b w:val="0"/>
+                        </w:rPr>
+                        <w:t>D</w:t>
+                      </w:r>
+                      <w:r>
+                        <w:rPr>
+                          <w:b w:val="0"/>
+                        </w:rPr>
+                        <w:t>ata flow between software, register file, and FFT accelerator.</w:t>
                       </w:r>
                     </w:p>
                   </w:txbxContent>
@@ -12196,10 +12565,32 @@
                               <w:fldChar w:fldCharType="end"/>
                             </w:r>
                             <w:r>
+                              <w:rPr>
+                                <w:b w:val="0"/>
+                              </w:rPr>
                               <w:t xml:space="preserve">: </w:t>
                             </w:r>
                             <w:r>
-                              <w:t>SoC Interconnect with the Integrated Accelerator([ch9][2])</w:t>
+                              <w:rPr>
+                                <w:b w:val="0"/>
+                              </w:rPr>
+                              <w:t>S</w:t>
+                            </w:r>
+                            <w:r>
+                              <w:rPr>
+                                <w:b w:val="0"/>
+                              </w:rPr>
+                              <w:t>oC Interconnect with the Integrated</w:t>
+                            </w:r>
+                            <w:r>
+                              <w:t xml:space="preserve"> </w:t>
+                            </w:r>
+                            <w:r>
+                              <w:rPr>
+                                <w:b w:val="0"/>
+                                <w:bCs/>
+                              </w:rPr>
+                              <w:t>Accelerator([ch9][2])</w:t>
                             </w:r>
                           </w:p>
                         </w:txbxContent>
@@ -12283,10 +12674,32 @@
                         <w:fldChar w:fldCharType="end"/>
                       </w:r>
                       <w:r>
+                        <w:rPr>
+                          <w:b w:val="0"/>
+                        </w:rPr>
                         <w:t xml:space="preserve">: </w:t>
                       </w:r>
                       <w:r>
-                        <w:t>SoC Interconnect with the Integrated Accelerator([ch9][2])</w:t>
+                        <w:rPr>
+                          <w:b w:val="0"/>
+                        </w:rPr>
+                        <w:t>S</w:t>
+                      </w:r>
+                      <w:r>
+                        <w:rPr>
+                          <w:b w:val="0"/>
+                        </w:rPr>
+                        <w:t>oC Interconnect with the Integrated</w:t>
+                      </w:r>
+                      <w:r>
+                        <w:t xml:space="preserve"> </w:t>
+                      </w:r>
+                      <w:r>
+                        <w:rPr>
+                          <w:b w:val="0"/>
+                          <w:bCs/>
+                        </w:rPr>
+                        <w:t>Accelerator([ch9][2])</w:t>
                       </w:r>
                     </w:p>
                   </w:txbxContent>
@@ -12562,22 +12975,44 @@
         <w:ind w:left="0"/>
       </w:pPr>
       <w:r>
+        <w:rPr>
+          <w:b w:val="0"/>
+          <w:bCs/>
+        </w:rPr>
         <w:t xml:space="preserve">                             </w:t>
       </w:r>
       <w:r>
+        <w:rPr>
+          <w:b w:val="0"/>
+          <w:bCs/>
+        </w:rPr>
         <w:t xml:space="preserve">Figure </w:t>
       </w:r>
       <w:r>
+        <w:rPr>
+          <w:b w:val="0"/>
+          <w:bCs/>
+        </w:rPr>
         <w:fldChar w:fldCharType="begin"/>
       </w:r>
       <w:r>
+        <w:rPr>
+          <w:b w:val="0"/>
+          <w:bCs/>
+        </w:rPr>
         <w:instrText xml:space="preserve"> STYLEREF 1 \s </w:instrText>
       </w:r>
       <w:r>
+        <w:rPr>
+          <w:b w:val="0"/>
+          <w:bCs/>
+        </w:rPr>
         <w:fldChar w:fldCharType="separate"/>
       </w:r>
       <w:r>
         <w:rPr>
+          <w:b w:val="0"/>
+          <w:bCs/>
           <w:noProof/>
           <w:cs/>
         </w:rPr>
@@ -12585,39 +13020,79 @@
       </w:r>
       <w:r>
         <w:rPr>
+          <w:b w:val="0"/>
+          <w:bCs/>
           <w:noProof/>
         </w:rPr>
         <w:t>1</w:t>
       </w:r>
       <w:r>
+        <w:rPr>
+          <w:b w:val="0"/>
+          <w:bCs/>
+        </w:rPr>
         <w:fldChar w:fldCharType="end"/>
       </w:r>
       <w:r>
+        <w:rPr>
+          <w:b w:val="0"/>
+          <w:bCs/>
+        </w:rPr>
         <w:t>.</w:t>
       </w:r>
       <w:r>
+        <w:rPr>
+          <w:b w:val="0"/>
+          <w:bCs/>
+        </w:rPr>
         <w:fldChar w:fldCharType="begin"/>
       </w:r>
       <w:r>
+        <w:rPr>
+          <w:b w:val="0"/>
+          <w:bCs/>
+        </w:rPr>
         <w:instrText xml:space="preserve"> SEQ Figure \* ARABIC \s 1 </w:instrText>
       </w:r>
       <w:r>
+        <w:rPr>
+          <w:b w:val="0"/>
+          <w:bCs/>
+        </w:rPr>
         <w:fldChar w:fldCharType="separate"/>
       </w:r>
       <w:r>
         <w:rPr>
+          <w:b w:val="0"/>
+          <w:bCs/>
           <w:noProof/>
         </w:rPr>
         <w:t>11</w:t>
       </w:r>
       <w:r>
+        <w:rPr>
+          <w:b w:val="0"/>
+          <w:bCs/>
+        </w:rPr>
         <w:fldChar w:fldCharType="end"/>
       </w:r>
       <w:r>
+        <w:rPr>
+          <w:b w:val="0"/>
+        </w:rPr>
         <w:t xml:space="preserve">: </w:t>
       </w:r>
       <w:r>
-        <w:t>AXI address decoding and transaction routing within the SoC interconnect.</w:t>
+        <w:rPr>
+          <w:b w:val="0"/>
+        </w:rPr>
+        <w:t>A</w:t>
+      </w:r>
+      <w:r>
+        <w:rPr>
+          <w:b w:val="0"/>
+        </w:rPr>
+        <w:t>XI address decoding and transaction routing within the SoC interconnect.</w:t>
       </w:r>
     </w:p>
     <w:p/>
@@ -12643,13 +13118,7 @@
         <w:pStyle w:val="NoSpacing"/>
       </w:pPr>
       <w:r>
-        <w:t xml:space="preserve">Although the AXI-based integration approach provides a straightforward mechanism for connecting custom hardware accelerators to the PULP platform, communication overhead remains an important consideration. Each accelerator access requires transactions to traverse the AXI infrastructure and </w:t>
-      </w:r>
-      <w:r>
-        <w:t>pass-through</w:t>
-      </w:r>
-      <w:r>
-        <w:t xml:space="preserve"> multiple protocol layers before reaching the computational core.</w:t>
+        <w:t>Although the AXI-based integration approach provides a straightforward mechanism for connecting custom hardware accelerators to the PULP platform, communication overhead remains an important consideration. Each accelerator access requires transactions to traverse the AXI infrastructure and pass-through multiple protocol layers before reaching the computational core.</w:t>
       </w:r>
     </w:p>
     <w:p>
@@ -12802,10 +13271,22 @@
                               <w:fldChar w:fldCharType="end"/>
                             </w:r>
                             <w:r>
+                              <w:rPr>
+                                <w:b w:val="0"/>
+                              </w:rPr>
                               <w:t xml:space="preserve">: </w:t>
                             </w:r>
                             <w:r>
-                              <w:t>TCDM communication path for the butterfly accelerator.</w:t>
+                              <w:rPr>
+                                <w:b w:val="0"/>
+                              </w:rPr>
+                              <w:t>T</w:t>
+                            </w:r>
+                            <w:r>
+                              <w:rPr>
+                                <w:b w:val="0"/>
+                              </w:rPr>
+                              <w:t>CDM communication path for the butterfly accelerator.</w:t>
                             </w:r>
                           </w:p>
                         </w:txbxContent>
@@ -12889,10 +13370,22 @@
                         <w:fldChar w:fldCharType="end"/>
                       </w:r>
                       <w:r>
+                        <w:rPr>
+                          <w:b w:val="0"/>
+                        </w:rPr>
                         <w:t xml:space="preserve">: </w:t>
                       </w:r>
                       <w:r>
-                        <w:t>TCDM communication path for the butterfly accelerator.</w:t>
+                        <w:rPr>
+                          <w:b w:val="0"/>
+                        </w:rPr>
+                        <w:t>T</w:t>
+                      </w:r>
+                      <w:r>
+                        <w:rPr>
+                          <w:b w:val="0"/>
+                        </w:rPr>
+                        <w:t>CDM communication path for the butterfly accelerator.</w:t>
                       </w:r>
                     </w:p>
                   </w:txbxContent>
@@ -13217,13 +13710,25 @@
                               <w:fldChar w:fldCharType="end"/>
                             </w:r>
                             <w:r>
-                              <w:t>:</w:t>
-                            </w:r>
-                            <w:r>
-                              <w:t xml:space="preserve"> </w:t>
-                            </w:r>
-                            <w:r>
-                              <w:t>Register specification flow from description to generated hardware and software interfaces.</w:t>
+                              <w:rPr>
+                                <w:b w:val="0"/>
+                              </w:rPr>
+                              <w:t xml:space="preserve">: </w:t>
+                            </w:r>
+                            <w:r>
+                              <w:rPr>
+                                <w:b w:val="0"/>
+                              </w:rPr>
+                              <w:t>R</w:t>
+                            </w:r>
+                            <w:r>
+                              <w:rPr>
+                                <w:b w:val="0"/>
+                              </w:rPr>
+                              <w:t>egister specification flow from description to generated hardware and software</w:t>
+                            </w:r>
+                            <w:r>
+                              <w:t xml:space="preserve"> interfaces.</w:t>
                             </w:r>
                           </w:p>
                         </w:txbxContent>
@@ -13310,13 +13815,25 @@
                         <w:fldChar w:fldCharType="end"/>
                       </w:r>
                       <w:r>
-                        <w:t>:</w:t>
-                      </w:r>
-                      <w:r>
-                        <w:t xml:space="preserve"> </w:t>
-                      </w:r>
-                      <w:r>
-                        <w:t>Register specification flow from description to generated hardware and software interfaces.</w:t>
+                        <w:rPr>
+                          <w:b w:val="0"/>
+                        </w:rPr>
+                        <w:t xml:space="preserve">: </w:t>
+                      </w:r>
+                      <w:r>
+                        <w:rPr>
+                          <w:b w:val="0"/>
+                        </w:rPr>
+                        <w:t>R</w:t>
+                      </w:r>
+                      <w:r>
+                        <w:rPr>
+                          <w:b w:val="0"/>
+                        </w:rPr>
+                        <w:t>egister specification flow from description to generated hardware and software</w:t>
+                      </w:r>
+                      <w:r>
+                        <w:t xml:space="preserve"> interfaces.</w:t>
                       </w:r>
                     </w:p>
                   </w:txbxContent>
@@ -13660,10 +14177,22 @@
         <w:fldChar w:fldCharType="end"/>
       </w:r>
       <w:r>
+        <w:rPr>
+          <w:b w:val="0"/>
+        </w:rPr>
         <w:t xml:space="preserve">: </w:t>
       </w:r>
       <w:r>
-        <w:t>Functional layers of the TCDM-integrated accelerator.</w:t>
+        <w:rPr>
+          <w:b w:val="0"/>
+        </w:rPr>
+        <w:t>F</w:t>
+      </w:r>
+      <w:r>
+        <w:rPr>
+          <w:b w:val="0"/>
+        </w:rPr>
+        <w:t>unctional layers of the TCDM-integrated accelerator.</w:t>
       </w:r>
     </w:p>
     <w:p>
@@ -13865,13 +14394,22 @@
                               <w:fldChar w:fldCharType="end"/>
                             </w:r>
                             <w:r>
-                              <w:t>:</w:t>
-                            </w:r>
-                            <w:r>
-                              <w:t xml:space="preserve"> </w:t>
-                            </w:r>
-                            <w:r>
-                              <w:t>Integration of the butterfly accelerator into the TCDM interconnect.</w:t>
+                              <w:rPr>
+                                <w:b w:val="0"/>
+                              </w:rPr>
+                              <w:t xml:space="preserve">: </w:t>
+                            </w:r>
+                            <w:r>
+                              <w:rPr>
+                                <w:b w:val="0"/>
+                              </w:rPr>
+                              <w:t>I</w:t>
+                            </w:r>
+                            <w:r>
+                              <w:rPr>
+                                <w:b w:val="0"/>
+                              </w:rPr>
+                              <w:t>ntegration of the butterfly accelerator into the TCDM interconnect.</w:t>
                             </w:r>
                           </w:p>
                         </w:txbxContent>
@@ -13958,13 +14496,22 @@
                         <w:fldChar w:fldCharType="end"/>
                       </w:r>
                       <w:r>
-                        <w:t>:</w:t>
-                      </w:r>
-                      <w:r>
-                        <w:t xml:space="preserve"> </w:t>
-                      </w:r>
-                      <w:r>
-                        <w:t>Integration of the butterfly accelerator into the TCDM interconnect.</w:t>
+                        <w:rPr>
+                          <w:b w:val="0"/>
+                        </w:rPr>
+                        <w:t xml:space="preserve">: </w:t>
+                      </w:r>
+                      <w:r>
+                        <w:rPr>
+                          <w:b w:val="0"/>
+                        </w:rPr>
+                        <w:t>I</w:t>
+                      </w:r>
+                      <w:r>
+                        <w:rPr>
+                          <w:b w:val="0"/>
+                        </w:rPr>
+                        <w:t>ntegration of the butterfly accelerator into the TCDM interconnect.</w:t>
                       </w:r>
                     </w:p>
                   </w:txbxContent>
@@ -14111,10 +14658,32 @@
                               <w:fldChar w:fldCharType="end"/>
                             </w:r>
                             <w:r>
+                              <w:rPr>
+                                <w:b w:val="0"/>
+                              </w:rPr>
                               <w:t xml:space="preserve">: </w:t>
                             </w:r>
                             <w:r>
-                              <w:t>Address decoding and transaction routing for the TCDM-integrated accelerator.</w:t>
+                              <w:rPr>
+                                <w:b w:val="0"/>
+                              </w:rPr>
+                              <w:t>A</w:t>
+                            </w:r>
+                            <w:r>
+                              <w:rPr>
+                                <w:b w:val="0"/>
+                              </w:rPr>
+                              <w:t>ddress decoding and transaction routing for the TCDM-integrated</w:t>
+                            </w:r>
+                            <w:r>
+                              <w:t xml:space="preserve"> </w:t>
+                            </w:r>
+                            <w:r>
+                              <w:rPr>
+                                <w:b w:val="0"/>
+                                <w:bCs/>
+                              </w:rPr>
+                              <w:t>accelerator.</w:t>
                             </w:r>
                           </w:p>
                         </w:txbxContent>
@@ -14201,10 +14770,32 @@
                         <w:fldChar w:fldCharType="end"/>
                       </w:r>
                       <w:r>
+                        <w:rPr>
+                          <w:b w:val="0"/>
+                        </w:rPr>
                         <w:t xml:space="preserve">: </w:t>
                       </w:r>
                       <w:r>
-                        <w:t>Address decoding and transaction routing for the TCDM-integrated accelerator.</w:t>
+                        <w:rPr>
+                          <w:b w:val="0"/>
+                        </w:rPr>
+                        <w:t>A</w:t>
+                      </w:r>
+                      <w:r>
+                        <w:rPr>
+                          <w:b w:val="0"/>
+                        </w:rPr>
+                        <w:t>ddress decoding and transaction routing for the TCDM-integrated</w:t>
+                      </w:r>
+                      <w:r>
+                        <w:t xml:space="preserve"> </w:t>
+                      </w:r>
+                      <w:r>
+                        <w:rPr>
+                          <w:b w:val="0"/>
+                          <w:bCs/>
+                        </w:rPr>
+                        <w:t>accelerator.</w:t>
                       </w:r>
                     </w:p>
                   </w:txbxContent>
@@ -14836,13 +15427,22 @@
         <w:fldChar w:fldCharType="end"/>
       </w:r>
       <w:r>
-        <w:t>:</w:t>
-      </w:r>
-      <w:r>
-        <w:t xml:space="preserve"> </w:t>
-      </w:r>
-      <w:r>
-        <w:t>Comparison between AXI and TCDM integration.</w:t>
+        <w:rPr>
+          <w:b w:val="0"/>
+        </w:rPr>
+        <w:t xml:space="preserve">: </w:t>
+      </w:r>
+      <w:r>
+        <w:rPr>
+          <w:b w:val="0"/>
+        </w:rPr>
+        <w:t>C</w:t>
+      </w:r>
+      <w:r>
+        <w:rPr>
+          <w:b w:val="0"/>
+        </w:rPr>
+        <w:t>omparison between AXI and TCDM integration.</w:t>
       </w:r>
     </w:p>
     <w:p>
@@ -15088,13 +15688,32 @@
                               <w:fldChar w:fldCharType="end"/>
                             </w:r>
                             <w:r>
-                              <w:t>:</w:t>
+                              <w:rPr>
+                                <w:b w:val="0"/>
+                              </w:rPr>
+                              <w:t xml:space="preserve">: </w:t>
+                            </w:r>
+                            <w:r>
+                              <w:rPr>
+                                <w:b w:val="0"/>
+                              </w:rPr>
+                              <w:t>S</w:t>
+                            </w:r>
+                            <w:r>
+                              <w:rPr>
+                                <w:b w:val="0"/>
+                              </w:rPr>
+                              <w:t>oftware abstraction layer for AXI- and TCDM-based accelerator</w:t>
                             </w:r>
                             <w:r>
                               <w:t xml:space="preserve"> </w:t>
                             </w:r>
                             <w:r>
-                              <w:t>Software abstraction layer for AXI- and TCDM-based accelerator integration.</w:t>
+                              <w:rPr>
+                                <w:b w:val="0"/>
+                                <w:bCs/>
+                              </w:rPr>
+                              <w:t>integration.</w:t>
                             </w:r>
                           </w:p>
                         </w:txbxContent>
@@ -15181,13 +15800,32 @@
                         <w:fldChar w:fldCharType="end"/>
                       </w:r>
                       <w:r>
-                        <w:t>:</w:t>
+                        <w:rPr>
+                          <w:b w:val="0"/>
+                        </w:rPr>
+                        <w:t xml:space="preserve">: </w:t>
+                      </w:r>
+                      <w:r>
+                        <w:rPr>
+                          <w:b w:val="0"/>
+                        </w:rPr>
+                        <w:t>S</w:t>
+                      </w:r>
+                      <w:r>
+                        <w:rPr>
+                          <w:b w:val="0"/>
+                        </w:rPr>
+                        <w:t>oftware abstraction layer for AXI- and TCDM-based accelerator</w:t>
                       </w:r>
                       <w:r>
                         <w:t xml:space="preserve"> </w:t>
                       </w:r>
                       <w:r>
-                        <w:t>Software abstraction layer for AXI- and TCDM-based accelerator integration.</w:t>
+                        <w:rPr>
+                          <w:b w:val="0"/>
+                          <w:bCs/>
+                        </w:rPr>
+                        <w:t>integration.</w:t>
                       </w:r>
                     </w:p>
                   </w:txbxContent>
@@ -15550,13 +16188,22 @@
         <w:fldChar w:fldCharType="end"/>
       </w:r>
       <w:r>
-        <w:t>:</w:t>
-      </w:r>
-      <w:r>
-        <w:t xml:space="preserve"> </w:t>
-      </w:r>
-      <w:r>
-        <w:t>Functional responsibilities of the accelerator driver.</w:t>
+        <w:rPr>
+          <w:b w:val="0"/>
+        </w:rPr>
+        <w:t xml:space="preserve">: </w:t>
+      </w:r>
+      <w:r>
+        <w:rPr>
+          <w:b w:val="0"/>
+        </w:rPr>
+        <w:t>F</w:t>
+      </w:r>
+      <w:r>
+        <w:rPr>
+          <w:b w:val="0"/>
+        </w:rPr>
+        <w:t>unctional responsibilities of the accelerator driver.</w:t>
       </w:r>
     </w:p>
     <w:p>
@@ -15675,13 +16322,7 @@
         </w:drawing>
       </w:r>
       <w:r>
-        <w:t>This execution model remains identical for both AXI- and TCDM-based implementations, ensuring a consistent</w:t>
-      </w:r>
-      <w:r>
-        <w:t xml:space="preserve"> </w:t>
-      </w:r>
-      <w:r>
-        <w:t>software environment while allowing different hardware communication architectures to be evaluated.</w:t>
+        <w:t>This execution model remains identical for both AXI- and TCDM-based implementations, ensuring a consistent software environment while allowing different hardware communication architectures to be evaluated.</w:t>
       </w:r>
     </w:p>
     <w:p>
@@ -15798,13 +16439,25 @@
                               <w:fldChar w:fldCharType="end"/>
                             </w:r>
                             <w:r>
-                              <w:t>:</w:t>
-                            </w:r>
-                            <w:r>
-                              <w:t xml:space="preserve"> </w:t>
-                            </w:r>
-                            <w:r>
-                              <w:t>Runtime interaction between the processor, software driver, and butterfly accelerator.</w:t>
+                              <w:rPr>
+                                <w:b w:val="0"/>
+                              </w:rPr>
+                              <w:t xml:space="preserve">: </w:t>
+                            </w:r>
+                            <w:r>
+                              <w:rPr>
+                                <w:b w:val="0"/>
+                              </w:rPr>
+                              <w:t>R</w:t>
+                            </w:r>
+                            <w:r>
+                              <w:rPr>
+                                <w:b w:val="0"/>
+                              </w:rPr>
+                              <w:t xml:space="preserve">untime interaction between the processor, software driver, and butterfly </w:t>
+                            </w:r>
+                            <w:r>
+                              <w:t>accelerator.</w:t>
                             </w:r>
                           </w:p>
                         </w:txbxContent>
@@ -15891,13 +16544,25 @@
                         <w:fldChar w:fldCharType="end"/>
                       </w:r>
                       <w:r>
-                        <w:t>:</w:t>
-                      </w:r>
-                      <w:r>
-                        <w:t xml:space="preserve"> </w:t>
-                      </w:r>
-                      <w:r>
-                        <w:t>Runtime interaction between the processor, software driver, and butterfly accelerator.</w:t>
+                        <w:rPr>
+                          <w:b w:val="0"/>
+                        </w:rPr>
+                        <w:t xml:space="preserve">: </w:t>
+                      </w:r>
+                      <w:r>
+                        <w:rPr>
+                          <w:b w:val="0"/>
+                        </w:rPr>
+                        <w:t>R</w:t>
+                      </w:r>
+                      <w:r>
+                        <w:rPr>
+                          <w:b w:val="0"/>
+                        </w:rPr>
+                        <w:t xml:space="preserve">untime interaction between the processor, software driver, and butterfly </w:t>
+                      </w:r>
+                      <w:r>
+                        <w:t>accelerator.</w:t>
                       </w:r>
                     </w:p>
                   </w:txbxContent>
@@ -15955,7 +16620,16 @@
         <w:pStyle w:val="Heading3"/>
       </w:pPr>
       <w:r>
-        <w:t>Experiment 1: Baseline AXI Implementation</w:t>
+        <w:t>Experiment 1</w:t>
+      </w:r>
+      <w:r>
+        <w:rPr>
+          <w:b w:val="0"/>
+        </w:rPr>
+        <w:t>: B</w:t>
+      </w:r>
+      <w:r>
+        <w:t>aseline AXI Implementation</w:t>
       </w:r>
     </w:p>
     <w:p>
@@ -16118,13 +16792,7 @@
                       <w:rPr>
                         <w:rFonts w:ascii="Cambria Math" w:hAnsi="Cambria Math"/>
                       </w:rPr>
-                      <m:t>axi</m:t>
-                    </m:r>
-                    <m:r>
-                      <w:rPr>
-                        <w:rFonts w:ascii="Cambria Math" w:hAnsi="Cambria Math"/>
-                      </w:rPr>
-                      <m:t xml:space="preserve"> total</m:t>
+                      <m:t>axi total</m:t>
                     </m:r>
                   </m:sub>
                 </m:sSub>
@@ -16258,13 +16926,7 @@
               <w:rPr>
                 <w:rFonts w:ascii="Cambria Math" w:hAnsi="Cambria Math"/>
               </w:rPr>
-              <m:t>axi</m:t>
-            </m:r>
-            <m:r>
-              <w:rPr>
-                <w:rFonts w:ascii="Cambria Math" w:hAnsi="Cambria Math"/>
-              </w:rPr>
-              <m:t xml:space="preserve"> total</m:t>
+              <m:t>axi total</m:t>
             </m:r>
           </m:sub>
         </m:sSub>
@@ -16273,13 +16935,8 @@
         <w:t xml:space="preserve"> </w:t>
       </w:r>
       <w:r>
-        <w:t xml:space="preserve">is the measured end-to-end execution latency including measurement </w:t>
-      </w:r>
-      <w:proofErr w:type="gramStart"/>
-      <w:r>
-        <w:t>overhead.</w:t>
-      </w:r>
-      <w:proofErr w:type="gramEnd"/>
+        <w:t>is the measured end-to-end execution latency including measurement overhead.</w:t>
+      </w:r>
     </w:p>
     <w:p>
       <w:pPr>
@@ -16311,7 +16968,16 @@
       </w:pPr>
       <w:r>
         <w:lastRenderedPageBreak/>
-        <w:t>Experiment 2: Communication-Aware AXI Optimization</w:t>
+        <w:t>Experiment 2</w:t>
+      </w:r>
+      <w:r>
+        <w:rPr>
+          <w:b w:val="0"/>
+        </w:rPr>
+        <w:t>: C</w:t>
+      </w:r>
+      <w:r>
+        <w:t>ommunication-Aware AXI Optimization</w:t>
       </w:r>
     </w:p>
     <w:p>
@@ -16514,13 +17180,22 @@
                               <w:fldChar w:fldCharType="end"/>
                             </w:r>
                             <w:r>
-                              <w:t>:</w:t>
-                            </w:r>
-                            <w:r>
-                              <w:t xml:space="preserve"> </w:t>
-                            </w:r>
-                            <w:r>
-                              <w:t>Comparison between full twiddle-factor transfer and twiddle-index transfer.</w:t>
+                              <w:rPr>
+                                <w:b w:val="0"/>
+                              </w:rPr>
+                              <w:t xml:space="preserve">: </w:t>
+                            </w:r>
+                            <w:r>
+                              <w:rPr>
+                                <w:b w:val="0"/>
+                              </w:rPr>
+                              <w:t>C</w:t>
+                            </w:r>
+                            <w:r>
+                              <w:rPr>
+                                <w:b w:val="0"/>
+                              </w:rPr>
+                              <w:t>omparison between full twiddle-factor transfer and twiddle-index transfer.</w:t>
                             </w:r>
                           </w:p>
                         </w:txbxContent>
@@ -16608,13 +17283,22 @@
                         <w:fldChar w:fldCharType="end"/>
                       </w:r>
                       <w:r>
-                        <w:t>:</w:t>
-                      </w:r>
-                      <w:r>
-                        <w:t xml:space="preserve"> </w:t>
-                      </w:r>
-                      <w:r>
-                        <w:t>Comparison between full twiddle-factor transfer and twiddle-index transfer.</w:t>
+                        <w:rPr>
+                          <w:b w:val="0"/>
+                        </w:rPr>
+                        <w:t xml:space="preserve">: </w:t>
+                      </w:r>
+                      <w:r>
+                        <w:rPr>
+                          <w:b w:val="0"/>
+                        </w:rPr>
+                        <w:t>C</w:t>
+                      </w:r>
+                      <w:r>
+                        <w:rPr>
+                          <w:b w:val="0"/>
+                        </w:rPr>
+                        <w:t>omparison between full twiddle-factor transfer and twiddle-index transfer.</w:t>
                       </w:r>
                     </w:p>
                   </w:txbxContent>
@@ -16738,13 +17422,7 @@
                       <w:rPr>
                         <w:rFonts w:ascii="Cambria Math" w:hAnsi="Cambria Math"/>
                       </w:rPr>
-                      <m:t>axi</m:t>
-                    </m:r>
-                    <m:r>
-                      <w:rPr>
-                        <w:rFonts w:ascii="Cambria Math" w:hAnsi="Cambria Math"/>
-                      </w:rPr>
-                      <m:t xml:space="preserve"> total</m:t>
+                      <m:t>axi total</m:t>
                     </m:r>
                   </m:sub>
                 </m:sSub>
@@ -16752,19 +17430,7 @@
                   <w:rPr>
                     <w:rFonts w:ascii="Cambria Math" w:hAnsi="Cambria Math"/>
                   </w:rPr>
-                  <m:t xml:space="preserve"> = </m:t>
-                </m:r>
-                <m:r>
-                  <w:rPr>
-                    <w:rFonts w:ascii="Cambria Math" w:hAnsi="Cambria Math"/>
-                  </w:rPr>
-                  <m:t>24</m:t>
-                </m:r>
-                <m:r>
-                  <w:rPr>
-                    <w:rFonts w:ascii="Cambria Math" w:hAnsi="Cambria Math"/>
-                  </w:rPr>
-                  <m:t xml:space="preserve"> cycles</m:t>
+                  <m:t xml:space="preserve"> = 24 cycles</m:t>
                 </m:r>
               </m:oMath>
             </m:oMathPara>
@@ -16878,7 +17544,16 @@
         <w:pStyle w:val="Heading3"/>
       </w:pPr>
       <w:r>
-        <w:t>Experiment 3: Fully Optimized AXI Implementation</w:t>
+        <w:t>Experiment 3</w:t>
+      </w:r>
+      <w:r>
+        <w:rPr>
+          <w:b w:val="0"/>
+        </w:rPr>
+        <w:t>: F</w:t>
+      </w:r>
+      <w:r>
+        <w:t>ully Optimized AXI Implementation</w:t>
       </w:r>
     </w:p>
     <w:p>
@@ -17133,13 +17808,7 @@
                       <w:rPr>
                         <w:rFonts w:ascii="Cambria Math" w:hAnsi="Cambria Math"/>
                       </w:rPr>
-                      <m:t>axi</m:t>
-                    </m:r>
-                    <m:r>
-                      <w:rPr>
-                        <w:rFonts w:ascii="Cambria Math" w:hAnsi="Cambria Math"/>
-                      </w:rPr>
-                      <m:t xml:space="preserve"> total</m:t>
+                      <m:t>axi total</m:t>
                     </m:r>
                   </m:sub>
                 </m:sSub>
@@ -17253,10 +17922,24 @@
         <w:pStyle w:val="NoSpacing"/>
       </w:pPr>
       <w:r>
-        <w:t>To better understand the remaining performance limitations, the fully optimized AXI implementation was analyzed at the transaction level. Figure 1.</w:t>
-      </w:r>
-      <w:r>
-        <w:t>19[ch9]</w:t>
+        <w:t xml:space="preserve">To better understand the remaining performance limitations, the fully optimized AXI implementation was analyzed at the transaction level. </w:t>
+      </w:r>
+      <w:r>
+        <w:rPr>
+          <w:b/>
+          <w:bCs/>
+        </w:rPr>
+        <w:t>Figure 1.1</w:t>
+      </w:r>
+      <w:r>
+        <w:rPr>
+          <w:b/>
+          <w:bCs/>
+        </w:rPr>
+        <w:t>9</w:t>
+      </w:r>
+      <w:r>
+        <w:t>[ch9]</w:t>
       </w:r>
       <w:r>
         <w:t xml:space="preserve"> presents the timing diagram of the complete accelerator execution, including operand transfers, butterfly computation, and result retrieval.</w:t>
@@ -17378,10 +18061,25 @@
         <w:fldChar w:fldCharType="end"/>
       </w:r>
       <w:r>
-        <w:t xml:space="preserve">: </w:t>
-      </w:r>
-      <w:r>
-        <w:t>Timing diagram of the AXI-integrated butterfly accelerator</w:t>
+        <w:t>:</w:t>
+      </w:r>
+      <w:r>
+        <w:rPr>
+          <w:b w:val="0"/>
+        </w:rPr>
+        <w:t xml:space="preserve"> </w:t>
+      </w:r>
+      <w:r>
+        <w:rPr>
+          <w:b w:val="0"/>
+        </w:rPr>
+        <w:t xml:space="preserve">Simulation results </w:t>
+      </w:r>
+      <w:r>
+        <w:rPr>
+          <w:b w:val="0"/>
+        </w:rPr>
+        <w:t>of the AXI-integrated butterfly accelerator</w:t>
       </w:r>
     </w:p>
     <w:p>
@@ -17389,10 +18087,17 @@
         <w:pStyle w:val="NormalWeb"/>
       </w:pPr>
       <w:r>
-        <w:t>As shown in Figure 1.</w:t>
-      </w:r>
-      <w:r>
-        <w:t>19 [ch9]</w:t>
+        <w:t xml:space="preserve">As shown in </w:t>
+      </w:r>
+      <w:r>
+        <w:rPr>
+          <w:b/>
+          <w:bCs/>
+        </w:rPr>
+        <w:t>Figure 1.19</w:t>
+      </w:r>
+      <w:r>
+        <w:t xml:space="preserve"> [ch9]</w:t>
       </w:r>
       <w:r>
         <w:t>, the execution process can be divided into three distinct phases. The first phase corresponds to writing the twiddle index and input operands through the AXI interface. Once all required inputs have been transferred, the butterfly accelerator begins computation automatically through the auto-trigger mechanism. After the computation completes, the generated outputs are retrieved through a sequence of AXI read transactions.</w:t>
@@ -17592,21 +18297,43 @@
               <w:pStyle w:val="Caption"/>
               <w:ind w:left="0"/>
               <w:jc w:val="right"/>
-            </w:pPr>
-            <w:r>
+              <w:rPr>
+                <w:b w:val="0"/>
+                <w:bCs/>
+              </w:rPr>
+            </w:pPr>
+            <w:r>
+              <w:rPr>
+                <w:b w:val="0"/>
+                <w:bCs/>
+              </w:rPr>
               <w:t xml:space="preserve">( </w:t>
             </w:r>
             <w:r>
+              <w:rPr>
+                <w:b w:val="0"/>
+                <w:bCs/>
+              </w:rPr>
               <w:fldChar w:fldCharType="begin"/>
             </w:r>
             <w:r>
+              <w:rPr>
+                <w:b w:val="0"/>
+                <w:bCs/>
+              </w:rPr>
               <w:instrText xml:space="preserve"> STYLEREF 1 \s </w:instrText>
             </w:r>
             <w:r>
+              <w:rPr>
+                <w:b w:val="0"/>
+                <w:bCs/>
+              </w:rPr>
               <w:fldChar w:fldCharType="separate"/>
             </w:r>
             <w:r>
               <w:rPr>
+                <w:b w:val="0"/>
+                <w:bCs/>
                 <w:noProof/>
                 <w:cs/>
               </w:rPr>
@@ -17614,41 +18341,69 @@
             </w:r>
             <w:r>
               <w:rPr>
+                <w:b w:val="0"/>
+                <w:bCs/>
                 <w:noProof/>
               </w:rPr>
               <w:t>1</w:t>
             </w:r>
             <w:r>
               <w:rPr>
+                <w:b w:val="0"/>
+                <w:bCs/>
                 <w:noProof/>
               </w:rPr>
               <w:fldChar w:fldCharType="end"/>
             </w:r>
             <w:r>
+              <w:rPr>
+                <w:b w:val="0"/>
+                <w:bCs/>
+              </w:rPr>
               <w:t>.</w:t>
             </w:r>
             <w:r>
+              <w:rPr>
+                <w:b w:val="0"/>
+                <w:bCs/>
+              </w:rPr>
               <w:fldChar w:fldCharType="begin"/>
             </w:r>
             <w:r>
+              <w:rPr>
+                <w:b w:val="0"/>
+                <w:bCs/>
+              </w:rPr>
               <w:instrText xml:space="preserve"> SEQ Equation \* ARABIC \s 1 </w:instrText>
             </w:r>
             <w:r>
+              <w:rPr>
+                <w:b w:val="0"/>
+                <w:bCs/>
+              </w:rPr>
               <w:fldChar w:fldCharType="separate"/>
             </w:r>
             <w:r>
               <w:rPr>
+                <w:b w:val="0"/>
+                <w:bCs/>
                 <w:noProof/>
               </w:rPr>
               <w:t>9</w:t>
             </w:r>
             <w:r>
               <w:rPr>
+                <w:b w:val="0"/>
+                <w:bCs/>
                 <w:noProof/>
               </w:rPr>
               <w:fldChar w:fldCharType="end"/>
             </w:r>
             <w:r>
+              <w:rPr>
+                <w:b w:val="0"/>
+                <w:bCs/>
+              </w:rPr>
               <w:t xml:space="preserve"> ) </w:t>
             </w:r>
           </w:p>
@@ -17704,15 +18459,7 @@
         </m:sSub>
       </m:oMath>
       <w:r>
-        <w:t xml:space="preserve"> is the accelerator execu</w:t>
-      </w:r>
-      <w:proofErr w:type="spellStart"/>
-      <w:r>
-        <w:t>tion</w:t>
-      </w:r>
-      <w:proofErr w:type="spellEnd"/>
-      <w:r>
-        <w:t xml:space="preserve"> latency,</w:t>
+        <w:t xml:space="preserve"> is the accelerator execution latency,</w:t>
       </w:r>
     </w:p>
     <w:p>
@@ -18157,10 +18904,22 @@
         <w:fldChar w:fldCharType="end"/>
       </w:r>
       <w:r>
+        <w:rPr>
+          <w:b w:val="0"/>
+        </w:rPr>
         <w:t xml:space="preserve">: </w:t>
       </w:r>
       <w:r>
-        <w:t>Latency breakdown of the fully optimized AXI implementation.</w:t>
+        <w:rPr>
+          <w:b w:val="0"/>
+        </w:rPr>
+        <w:t>L</w:t>
+      </w:r>
+      <w:r>
+        <w:rPr>
+          <w:b w:val="0"/>
+        </w:rPr>
+        <w:t>atency breakdown of the fully optimized AXI implementation.</w:t>
       </w:r>
     </w:p>
     <w:p>
@@ -18405,13 +19164,7 @@
                       <w:rPr>
                         <w:rFonts w:ascii="Cambria Math" w:hAnsi="Cambria Math"/>
                       </w:rPr>
-                      <m:t xml:space="preserve">axi </m:t>
-                    </m:r>
-                    <m:r>
-                      <w:rPr>
-                        <w:rFonts w:ascii="Cambria Math" w:hAnsi="Cambria Math"/>
-                      </w:rPr>
-                      <m:t>total</m:t>
+                      <m:t>axi total</m:t>
                     </m:r>
                   </m:sub>
                 </m:sSub>
@@ -18419,13 +19172,7 @@
                   <w:rPr>
                     <w:rFonts w:ascii="Cambria Math" w:hAnsi="Cambria Math"/>
                   </w:rPr>
-                  <m:t xml:space="preserve">= 16 </m:t>
-                </m:r>
-                <m:r>
-                  <w:rPr>
-                    <w:rFonts w:ascii="Cambria Math" w:hAnsi="Cambria Math"/>
-                  </w:rPr>
-                  <m:t>+ 2 = 18 cycles</m:t>
+                  <m:t>= 16 + 2 = 18 cycles</m:t>
                 </m:r>
               </m:oMath>
             </m:oMathPara>
@@ -18551,13 +19298,7 @@
               <w:rPr>
                 <w:rFonts w:ascii="Cambria Math" w:hAnsi="Cambria Math"/>
               </w:rPr>
-              <m:t xml:space="preserve">axi </m:t>
-            </m:r>
-            <m:r>
-              <w:rPr>
-                <w:rFonts w:ascii="Cambria Math" w:hAnsi="Cambria Math"/>
-              </w:rPr>
-              <m:t>total</m:t>
+              <m:t>axi total</m:t>
             </m:r>
           </m:sub>
         </m:sSub>
@@ -18565,11 +19306,9 @@
       <w:r>
         <w:t xml:space="preserve"> is the measured end-to-end execution latency including measurement </w:t>
       </w:r>
-      <w:proofErr w:type="gramStart"/>
       <w:r>
         <w:t>overhead.</w:t>
       </w:r>
-      <w:proofErr w:type="gramEnd"/>
     </w:p>
     <w:p>
       <w:pPr>
@@ -18646,7 +19385,16 @@
         <w:pStyle w:val="Heading3"/>
       </w:pPr>
       <w:r>
-        <w:t>Experiment 1: Initial TCDM Integration</w:t>
+        <w:t>Experiment 1</w:t>
+      </w:r>
+      <w:r>
+        <w:rPr>
+          <w:b w:val="0"/>
+        </w:rPr>
+        <w:t>: I</w:t>
+      </w:r>
+      <w:r>
+        <w:t>nitial TCDM Integration</w:t>
       </w:r>
     </w:p>
     <w:p>
@@ -18942,7 +19690,16 @@
         <w:pStyle w:val="Heading3"/>
       </w:pPr>
       <w:r>
-        <w:t>Experiment 2: Optimized TCDM Implementation</w:t>
+        <w:t>Experiment 2</w:t>
+      </w:r>
+      <w:r>
+        <w:rPr>
+          <w:b w:val="0"/>
+        </w:rPr>
+        <w:t>: O</w:t>
+      </w:r>
+      <w:r>
+        <w:t>ptimized TCDM Implementation</w:t>
       </w:r>
     </w:p>
     <w:p>
@@ -19092,13 +19849,7 @@
                       <w:rPr>
                         <w:rFonts w:ascii="Cambria Math" w:hAnsi="Cambria Math"/>
                       </w:rPr>
-                      <m:t>tcdm</m:t>
-                    </m:r>
-                    <m:r>
-                      <w:rPr>
-                        <w:rFonts w:ascii="Cambria Math" w:hAnsi="Cambria Math"/>
-                      </w:rPr>
-                      <m:t xml:space="preserve"> total</m:t>
+                      <m:t>tcdm total</m:t>
                     </m:r>
                   </m:sub>
                 </m:sSub>
@@ -19106,19 +19857,7 @@
                   <w:rPr>
                     <w:rFonts w:ascii="Cambria Math" w:hAnsi="Cambria Math"/>
                   </w:rPr>
-                  <m:t xml:space="preserve">= </m:t>
-                </m:r>
-                <m:r>
-                  <w:rPr>
-                    <w:rFonts w:ascii="Cambria Math" w:hAnsi="Cambria Math"/>
-                  </w:rPr>
-                  <m:t>11</m:t>
-                </m:r>
-                <m:r>
-                  <w:rPr>
-                    <w:rFonts w:ascii="Cambria Math" w:hAnsi="Cambria Math"/>
-                  </w:rPr>
-                  <m:t xml:space="preserve"> cycles</m:t>
+                  <m:t>= 11 cycles</m:t>
                 </m:r>
               </m:oMath>
             </m:oMathPara>
@@ -19244,13 +19983,31 @@
         <w:pStyle w:val="NoSpacing"/>
       </w:pPr>
       <w:r>
-        <w:t>To better understand the remaining performance limitations, the optimized TCDM implementation was analyzed at the transaction level. Figure 1.</w:t>
-      </w:r>
-      <w:r>
-        <w:t>20</w:t>
-      </w:r>
-      <w:r>
-        <w:t xml:space="preserve"> presents the timing diagram of the complete accelerator execution.</w:t>
+        <w:t xml:space="preserve">To better understand the remaining performance limitations, the optimized TCDM implementation was analyzed at the transaction level. </w:t>
+      </w:r>
+      <w:r>
+        <w:rPr>
+          <w:b/>
+          <w:bCs/>
+        </w:rPr>
+        <w:t>Figure 1.2</w:t>
+      </w:r>
+      <w:r>
+        <w:rPr>
+          <w:b/>
+          <w:bCs/>
+        </w:rPr>
+        <w:t>0</w:t>
+      </w:r>
+      <w:r>
+        <w:rPr>
+          <w:b/>
+          <w:bCs/>
+        </w:rPr>
+        <w:t xml:space="preserve"> </w:t>
+      </w:r>
+      <w:r>
+        <w:t>presents the timing diagram of the complete accelerator execution.</w:t>
       </w:r>
     </w:p>
     <w:p>
@@ -19372,10 +20129,24 @@
         <w:fldChar w:fldCharType="end"/>
       </w:r>
       <w:r>
+        <w:rPr>
+          <w:b w:val="0"/>
+        </w:rPr>
         <w:t xml:space="preserve">: </w:t>
       </w:r>
       <w:r>
-        <w:t>Timing diagram of the TCDM-integrated butterfly accelerator.</w:t>
+        <w:rPr>
+          <w:b w:val="0"/>
+          <w:bCs/>
+        </w:rPr>
+        <w:t>Simulation results</w:t>
+      </w:r>
+      <w:r>
+        <w:rPr>
+          <w:b w:val="0"/>
+          <w:bCs/>
+        </w:rPr>
+        <w:t xml:space="preserve"> of the TCDM-integrated butterfly accelerator.</w:t>
       </w:r>
     </w:p>
     <w:p>
@@ -19383,10 +20154,17 @@
         <w:pStyle w:val="NormalWeb"/>
       </w:pPr>
       <w:r>
-        <w:t>As shown in Figure 1.</w:t>
-      </w:r>
-      <w:r>
-        <w:t>20[ch9]</w:t>
+        <w:t xml:space="preserve">As shown in </w:t>
+      </w:r>
+      <w:r>
+        <w:rPr>
+          <w:b/>
+          <w:bCs/>
+        </w:rPr>
+        <w:t>Figure 1.2</w:t>
+      </w:r>
+      <w:r>
+        <w:t>0[ch9]</w:t>
       </w:r>
       <w:r>
         <w:t>, the execution process can be divided into three distinct phases. The first phase corresponds to writing the twiddle index and input operands through the TCDM interface. Once the required inputs become available, the butterfly computation is performed. Finally, the generated outputs are retrieved through TCDM read transactions.</w:t>
@@ -20155,10 +20933,13 @@
         <w:fldChar w:fldCharType="end"/>
       </w:r>
       <w:r>
-        <w:t xml:space="preserve">: </w:t>
-      </w:r>
-      <w:r>
-        <w:t>Latency breakdown of the optimized TCDM implementation.</w:t>
+        <w:rPr>
+          <w:b w:val="0"/>
+        </w:rPr>
+        <w:t>: L</w:t>
+      </w:r>
+      <w:r>
+        <w:t>atency breakdown of the optimized TCDM implementation.</w:t>
       </w:r>
     </w:p>
     <w:p>
@@ -20244,19 +21025,7 @@
                   <w:rPr>
                     <w:rFonts w:ascii="Cambria Math" w:hAnsi="Cambria Math"/>
                   </w:rPr>
-                  <m:t>=</m:t>
-                </m:r>
-                <m:r>
-                  <w:rPr>
-                    <w:rFonts w:ascii="Cambria Math" w:hAnsi="Cambria Math"/>
-                  </w:rPr>
-                  <m:t>3 + 3+ 3 = 9</m:t>
-                </m:r>
-                <m:r>
-                  <w:rPr>
-                    <w:rFonts w:ascii="Cambria Math" w:hAnsi="Cambria Math"/>
-                  </w:rPr>
-                  <m:t xml:space="preserve">  cycles</m:t>
+                  <m:t>=3 + 3+ 3 = 9  cycles</m:t>
                 </m:r>
               </m:oMath>
             </m:oMathPara>
@@ -20347,11 +21116,9 @@
       <w:r>
         <w:t xml:space="preserve">Performance measurements were obtained using hardware performance counters. Similar to the AXI implementation, the measurement </w:t>
       </w:r>
-      <w:proofErr w:type="gramStart"/>
       <w:r>
         <w:t>start</w:t>
       </w:r>
-      <w:proofErr w:type="gramEnd"/>
       <w:r>
         <w:t xml:space="preserve"> and stop operations introduce an additional two clock cycles.</w:t>
       </w:r>
@@ -20431,13 +21198,7 @@
                       <w:rPr>
                         <w:rFonts w:ascii="Cambria Math" w:hAnsi="Cambria Math"/>
                       </w:rPr>
-                      <m:t>tcdm</m:t>
-                    </m:r>
-                    <m:r>
-                      <w:rPr>
-                        <w:rFonts w:ascii="Cambria Math" w:hAnsi="Cambria Math"/>
-                      </w:rPr>
-                      <m:t xml:space="preserve"> total</m:t>
+                      <m:t>tcdm total</m:t>
                     </m:r>
                   </m:sub>
                 </m:sSub>
@@ -20445,31 +21206,7 @@
                   <w:rPr>
                     <w:rFonts w:ascii="Cambria Math" w:hAnsi="Cambria Math"/>
                   </w:rPr>
-                  <m:t>= 9</m:t>
-                </m:r>
-                <m:r>
-                  <w:rPr>
-                    <w:rFonts w:ascii="Cambria Math" w:hAnsi="Cambria Math"/>
-                  </w:rPr>
-                  <m:t xml:space="preserve"> + 2</m:t>
-                </m:r>
-                <m:r>
-                  <w:rPr>
-                    <w:rFonts w:ascii="Cambria Math" w:hAnsi="Cambria Math"/>
-                  </w:rPr>
-                  <m:t xml:space="preserve"> </m:t>
-                </m:r>
-                <m:r>
-                  <w:rPr>
-                    <w:rFonts w:ascii="Cambria Math" w:hAnsi="Cambria Math"/>
-                  </w:rPr>
-                  <m:t>=</m:t>
-                </m:r>
-                <m:r>
-                  <w:rPr>
-                    <w:rFonts w:ascii="Cambria Math" w:hAnsi="Cambria Math"/>
-                  </w:rPr>
-                  <m:t xml:space="preserve"> cycles</m:t>
+                  <m:t>= 9 + 2 = cycles</m:t>
                 </m:r>
               </m:oMath>
             </m:oMathPara>
@@ -20609,13 +21346,8 @@
         <w:t xml:space="preserve"> </w:t>
       </w:r>
       <w:r>
-        <w:t xml:space="preserve">is the measured end-to-end execution latency including measurement </w:t>
-      </w:r>
-      <w:proofErr w:type="gramStart"/>
-      <w:r>
-        <w:t>overhead.</w:t>
-      </w:r>
-      <w:proofErr w:type="gramEnd"/>
+        <w:t>is the measured end-to-end execution latency including measurement overhead.</w:t>
+      </w:r>
     </w:p>
     <w:p>
       <w:pPr>
@@ -20636,13 +21368,7 @@
         <w:t xml:space="preserve"> </w:t>
       </w:r>
       <w:r>
-        <w:t>While communication and synchronization overhead remain present, their contribution is substantially smaller</w:t>
-      </w:r>
-      <w:r>
-        <w:t xml:space="preserve"> </w:t>
-      </w:r>
-      <w:r>
-        <w:t>than that observed in the AXI-based implementation. Consequently, a larger fraction of the total execution time is devoted to useful computation.</w:t>
+        <w:t>While communication and synchronization overhead remain present, their contribution is substantially smaller than that observed in the AXI-based implementation. Consequently, a larger fraction of the total execution time is devoted to useful computation.</w:t>
       </w:r>
     </w:p>
     <w:p>
@@ -20651,19 +21377,16 @@
       </w:pPr>
       <w:r>
         <w:lastRenderedPageBreak/>
-        <w:t>E</w:t>
-      </w:r>
-      <w:r>
-        <w:t xml:space="preserve">xperiment </w:t>
-      </w:r>
-      <w:r>
-        <w:t>3</w:t>
-      </w:r>
-      <w:r>
-        <w:t>: Optimized TCDM Implementation</w:t>
-      </w:r>
-      <w:r>
-        <w:t xml:space="preserve"> with Radix-8 Butterfly</w:t>
+        <w:t>Experiment 3</w:t>
+      </w:r>
+      <w:r>
+        <w:rPr>
+          <w:b w:val="0"/>
+        </w:rPr>
+        <w:t>: O</w:t>
+      </w:r>
+      <w:r>
+        <w:t>ptimized TCDM Implementation with Radix-8 Butterfly</w:t>
       </w:r>
     </w:p>
     <w:p>
@@ -20717,10 +21440,7 @@
         <w:pStyle w:val="NormalWeb"/>
       </w:pPr>
       <w:r>
-        <w:t>The collected results indicate that the computational latency of the butterfly accelerator represents only a small fraction of the total execution time. Although the arithmetic core requires only a few clock cycles to complete the butterfly operation, additional cycles are consumed by data movement, synchronization, protocol handling, and software interaction. Consequently, accelerator performance is influenced by the surroundin</w:t>
-      </w:r>
-      <w:r>
-        <w:t>g infrastructure.</w:t>
+        <w:t>The collected results indicate that the computational latency of the butterfly accelerator represents only a small fraction of the total execution time. Although the arithmetic core requires only a few clock cycles to complete the butterfly operation, additional cycles are consumed by data movement, synchronization, protocol handling, and software interaction. Consequently, accelerator performance is influenced by the surrounding infrastructure.</w:t>
       </w:r>
     </w:p>
     <w:p>
@@ -20728,13 +21448,13 @@
         <w:pStyle w:val="NormalWeb"/>
       </w:pPr>
       <w:r>
-        <w:t xml:space="preserve">These observations highlight an important </w:t>
-      </w:r>
-      <w:r>
-        <w:t>HW/SW</w:t>
-      </w:r>
-      <w:r>
-        <w:t xml:space="preserve"> co-design principle: improving arithmetic performance alone is insufficient to guarantee system-level acceleration. The effectiveness of a hardware accelerator depends equally on how efficiently operands and results can be exchanged with the processing system.</w:t>
+        <w:t>These observations highlight an important HW/SW co-design principle</w:t>
+      </w:r>
+      <w:r>
+        <w:t>: i</w:t>
+      </w:r>
+      <w:r>
+        <w:t>mproving arithmetic performance alone is insufficient to guarantee system-level acceleration. The effectiveness of a hardware accelerator depends equally on how efficiently operands and results can be exchanged with the processing system.</w:t>
       </w:r>
     </w:p>
     <w:tbl>
@@ -21219,17 +21939,49 @@
           <w:rStyle w:val="Strong"/>
           <w:rFonts w:eastAsiaTheme="majorEastAsia"/>
         </w:rPr>
-        <w:t>"Hardware II: HWPE"</w:t>
-      </w:r>
-      <w:r>
-        <w:t xml:space="preserve"> and </w:t>
+        <w:t>"Hardware II</w:t>
       </w:r>
       <w:r>
         <w:rPr>
           <w:rStyle w:val="Strong"/>
           <w:rFonts w:eastAsiaTheme="majorEastAsia"/>
-        </w:rPr>
-        <w:t>"Hardware III: System Pipeline"</w:t>
+          <w:b w:val="0"/>
+          <w:bCs w:val="0"/>
+        </w:rPr>
+        <w:t>: H</w:t>
+      </w:r>
+      <w:r>
+        <w:rPr>
+          <w:rStyle w:val="Strong"/>
+          <w:rFonts w:eastAsiaTheme="majorEastAsia"/>
+        </w:rPr>
+        <w:t>WPE"</w:t>
+      </w:r>
+      <w:r>
+        <w:t xml:space="preserve"> and </w:t>
+      </w:r>
+      <w:r>
+        <w:rPr>
+          <w:rStyle w:val="Strong"/>
+          <w:rFonts w:eastAsiaTheme="majorEastAsia"/>
+        </w:rPr>
+        <w:t>"Hardware III</w:t>
+      </w:r>
+      <w:r>
+        <w:rPr>
+          <w:rStyle w:val="Strong"/>
+          <w:rFonts w:eastAsiaTheme="majorEastAsia"/>
+          <w:b w:val="0"/>
+          <w:bCs w:val="0"/>
+        </w:rPr>
+        <w:t>: S</w:t>
+      </w:r>
+      <w:r>
+        <w:rPr>
+          <w:rStyle w:val="Strong"/>
+          <w:rFonts w:eastAsiaTheme="majorEastAsia"/>
+        </w:rPr>
+        <w:t>ystem Pipeline"</w:t>
       </w:r>
       <w:r>
         <w:t>. Rather than treating the FFT butterfly as an external accelerator accessed through software-managed transactions, the subsequent architecture moves computation closer to the data path and reduces the software involvement required during execution. This approach aims to minimize communication overhead while preserving the computational advantages of dedicated hardware acceleration.</w:t>
@@ -21289,13 +22041,17 @@
         <w:fldChar w:fldCharType="end"/>
       </w:r>
       <w:r>
-        <w:t xml:space="preserve">: </w:t>
-      </w:r>
-      <w:r>
-        <w:t>Summary of FFT butterfly acceleration results</w:t>
-      </w:r>
-      <w:r>
-        <w:t>.</w:t>
+        <w:rPr>
+          <w:b w:val="0"/>
+        </w:rPr>
+        <w:t>: S</w:t>
+      </w:r>
+      <w:r>
+        <w:rPr>
+          <w:b w:val="0"/>
+          <w:bCs/>
+        </w:rPr>
+        <w:t>ummary of FFT butterfly acceleration results.</w:t>
       </w:r>
     </w:p>
     <w:p>
@@ -21314,27 +22070,56 @@
         <w:t>"Firmware"</w:t>
       </w:r>
       <w:r>
-        <w:t xml:space="preserve">. </w:t>
-      </w:r>
-      <w:r>
-        <w:t xml:space="preserve">Together, these results provide the basis for the system-level architectural decisions analyzed in </w:t>
+        <w:t xml:space="preserve">. Together, these results provide the basis for the system-level architectural decisions analyzed in </w:t>
       </w:r>
       <w:r>
         <w:rPr>
           <w:rStyle w:val="Strong"/>
           <w:rFonts w:eastAsiaTheme="majorEastAsia"/>
         </w:rPr>
-        <w:t>"Hardware II: HWPE"</w:t>
-      </w:r>
-      <w:r>
-        <w:t xml:space="preserve">, </w:t>
+        <w:t>"Hardware II</w:t>
       </w:r>
       <w:r>
         <w:rPr>
           <w:rStyle w:val="Strong"/>
           <w:rFonts w:eastAsiaTheme="majorEastAsia"/>
-        </w:rPr>
-        <w:t>"Hardware III: System Pipeline"</w:t>
+          <w:b w:val="0"/>
+          <w:bCs w:val="0"/>
+        </w:rPr>
+        <w:t>: H</w:t>
+      </w:r>
+      <w:r>
+        <w:rPr>
+          <w:rStyle w:val="Strong"/>
+          <w:rFonts w:eastAsiaTheme="majorEastAsia"/>
+        </w:rPr>
+        <w:t>WPE"</w:t>
+      </w:r>
+      <w:r>
+        <w:t xml:space="preserve">, </w:t>
+      </w:r>
+      <w:r>
+        <w:rPr>
+          <w:rStyle w:val="Strong"/>
+          <w:rFonts w:eastAsiaTheme="majorEastAsia"/>
+        </w:rPr>
+        <w:t>"Hardware III</w:t>
+      </w:r>
+      <w:r>
+        <w:rPr>
+          <w:rStyle w:val="Strong"/>
+          <w:rFonts w:eastAsiaTheme="majorEastAsia"/>
+          <w:b w:val="0"/>
+          <w:bCs w:val="0"/>
+        </w:rPr>
+        <w:t>: S</w:t>
+      </w:r>
+      <w:r>
+        <w:rPr>
+          <w:rStyle w:val="Strong"/>
+          <w:rFonts w:eastAsiaTheme="majorEastAsia"/>
+        </w:rPr>
+        <w:t>ystem Pipeline"</w:t>
       </w:r>
       <w:r>
         <w:t xml:space="preserve">, and </w:t>
@@ -21411,7 +22196,13 @@
         <w:t>Discrete-time signal processing</w:t>
       </w:r>
       <w:r>
-        <w:t>, 3rd ed. Upper Saddle River: Pearson, 2010.</w:t>
+        <w:t>, 3rd ed. Upper Saddle River</w:t>
+      </w:r>
+      <w:r>
+        <w:t>: P</w:t>
+      </w:r>
+      <w:r>
+        <w:t>earson, 2010.</w:t>
       </w:r>
     </w:p>
     <w:p>
@@ -21423,7 +22214,13 @@
       </w:r>
       <w:r>
         <w:tab/>
-        <w:t>D. Schiavone, “Understanding and working with PULP,” [Online]. Available: https://www.pulp-platform.org/pulp_training.html</w:t>
+        <w:t>D. Schiavone, “Understanding and working with PULP,” [Online]. Available</w:t>
+      </w:r>
+      <w:r>
+        <w:t>: h</w:t>
+      </w:r>
+      <w:r>
+        <w:t>ttps://www.pulp-platform.org/pulp_training.html</w:t>
       </w:r>
     </w:p>
     <w:p>
@@ -21435,7 +22232,13 @@
       </w:r>
       <w:r>
         <w:tab/>
-        <w:t>R. Balas and M. Eggimann, “A Deep Dive into HW/SW Development with PULP,” [Online]. Available: https://www.pulp-platform.org/pulp_training.html</w:t>
+        <w:t>R. Balas and M. Eggimann, “A Deep Dive into HW/SW Development with PULP,” [Online]. Available</w:t>
+      </w:r>
+      <w:r>
+        <w:t>: h</w:t>
+      </w:r>
+      <w:r>
+        <w:t>ttps://www.pulp-platform.org/pulp_training.html</w:t>
       </w:r>
     </w:p>
     <w:p>
@@ -21593,14 +22396,30 @@
         <w:bottom w:val="single" w:sz="4" w:space="3" w:color="auto"/>
       </w:pBdr>
     </w:pPr>
-    <w:fldSimple w:instr=" STYLEREF  &quot;Heading 1&quot;  \* MERGEFORMAT ">
-      <w:r>
-        <w:rPr>
-          <w:noProof/>
-        </w:rPr>
-        <w:t>Hardware/ Software Co-Design</w:t>
-      </w:r>
-    </w:fldSimple>
+    <w:r>
+      <w:fldChar w:fldCharType="begin"/>
+    </w:r>
+    <w:r>
+      <w:instrText xml:space="preserve"> STYLEREF  "Heading </w:instrText>
+    </w:r>
+    <w:r>
+      <w:instrText xml:space="preserve">1"  \* MERGEFORMAT </w:instrText>
+    </w:r>
+    <w:r>
+      <w:fldChar w:fldCharType="separate"/>
+    </w:r>
+    <w:r>
+      <w:rPr>
+        <w:noProof/>
+      </w:rPr>
+      <w:t>Hardware/ Software Co-Design</w:t>
+    </w:r>
+    <w:r>
+      <w:rPr>
+        <w:noProof/>
+      </w:rPr>
+      <w:fldChar w:fldCharType="end"/>
+    </w:r>
     <w:r>
       <w:ptab w:relativeTo="margin" w:alignment="right" w:leader="none"/>
     </w:r>
@@ -22639,6 +23458,119 @@
     </w:lvl>
   </w:abstractNum>
   <w:abstractNum w:abstractNumId="7" w15:restartNumberingAfterBreak="0">
+    <w:nsid w:val="33F02A5F"/>
+    <w:multiLevelType w:val="hybridMultilevel"/>
+    <w:tmpl w:val="5A18BBF2"/>
+    <w:lvl w:ilvl="0" w:tplc="04090001">
+      <w:start w:val="1"/>
+      <w:numFmt w:val="bullet"/>
+      <w:lvlText w:val=""/>
+      <w:lvlJc w:val="left"/>
+      <w:pPr>
+        <w:ind w:left="720" w:hanging="360"/>
+      </w:pPr>
+      <w:rPr>
+        <w:rFonts w:ascii="Symbol" w:hAnsi="Symbol" w:hint="default"/>
+      </w:rPr>
+    </w:lvl>
+    <w:lvl w:ilvl="1" w:tplc="04090003" w:tentative="1">
+      <w:start w:val="1"/>
+      <w:numFmt w:val="bullet"/>
+      <w:lvlText w:val="o"/>
+      <w:lvlJc w:val="left"/>
+      <w:pPr>
+        <w:ind w:left="1440" w:hanging="360"/>
+      </w:pPr>
+      <w:rPr>
+        <w:rFonts w:ascii="Courier New" w:hAnsi="Courier New" w:cs="Courier New" w:hint="default"/>
+      </w:rPr>
+    </w:lvl>
+    <w:lvl w:ilvl="2" w:tplc="04090005" w:tentative="1">
+      <w:start w:val="1"/>
+      <w:numFmt w:val="bullet"/>
+      <w:lvlText w:val=""/>
+      <w:lvlJc w:val="left"/>
+      <w:pPr>
+        <w:ind w:left="2160" w:hanging="360"/>
+      </w:pPr>
+      <w:rPr>
+        <w:rFonts w:ascii="Wingdings" w:hAnsi="Wingdings" w:hint="default"/>
+      </w:rPr>
+    </w:lvl>
+    <w:lvl w:ilvl="3" w:tplc="04090001" w:tentative="1">
+      <w:start w:val="1"/>
+      <w:numFmt w:val="bullet"/>
+      <w:lvlText w:val=""/>
+      <w:lvlJc w:val="left"/>
+      <w:pPr>
+        <w:ind w:left="2880" w:hanging="360"/>
+      </w:pPr>
+      <w:rPr>
+        <w:rFonts w:ascii="Symbol" w:hAnsi="Symbol" w:hint="default"/>
+      </w:rPr>
+    </w:lvl>
+    <w:lvl w:ilvl="4" w:tplc="04090003" w:tentative="1">
+      <w:start w:val="1"/>
+      <w:numFmt w:val="bullet"/>
+      <w:lvlText w:val="o"/>
+      <w:lvlJc w:val="left"/>
+      <w:pPr>
+        <w:ind w:left="3600" w:hanging="360"/>
+      </w:pPr>
+      <w:rPr>
+        <w:rFonts w:ascii="Courier New" w:hAnsi="Courier New" w:cs="Courier New" w:hint="default"/>
+      </w:rPr>
+    </w:lvl>
+    <w:lvl w:ilvl="5" w:tplc="04090005" w:tentative="1">
+      <w:start w:val="1"/>
+      <w:numFmt w:val="bullet"/>
+      <w:lvlText w:val=""/>
+      <w:lvlJc w:val="left"/>
+      <w:pPr>
+        <w:ind w:left="4320" w:hanging="360"/>
+      </w:pPr>
+      <w:rPr>
+        <w:rFonts w:ascii="Wingdings" w:hAnsi="Wingdings" w:hint="default"/>
+      </w:rPr>
+    </w:lvl>
+    <w:lvl w:ilvl="6" w:tplc="04090001" w:tentative="1">
+      <w:start w:val="1"/>
+      <w:numFmt w:val="bullet"/>
+      <w:lvlText w:val=""/>
+      <w:lvlJc w:val="left"/>
+      <w:pPr>
+        <w:ind w:left="5040" w:hanging="360"/>
+      </w:pPr>
+      <w:rPr>
+        <w:rFonts w:ascii="Symbol" w:hAnsi="Symbol" w:hint="default"/>
+      </w:rPr>
+    </w:lvl>
+    <w:lvl w:ilvl="7" w:tplc="04090003" w:tentative="1">
+      <w:start w:val="1"/>
+      <w:numFmt w:val="bullet"/>
+      <w:lvlText w:val="o"/>
+      <w:lvlJc w:val="left"/>
+      <w:pPr>
+        <w:ind w:left="5760" w:hanging="360"/>
+      </w:pPr>
+      <w:rPr>
+        <w:rFonts w:ascii="Courier New" w:hAnsi="Courier New" w:cs="Courier New" w:hint="default"/>
+      </w:rPr>
+    </w:lvl>
+    <w:lvl w:ilvl="8" w:tplc="04090005" w:tentative="1">
+      <w:start w:val="1"/>
+      <w:numFmt w:val="bullet"/>
+      <w:lvlText w:val=""/>
+      <w:lvlJc w:val="left"/>
+      <w:pPr>
+        <w:ind w:left="6480" w:hanging="360"/>
+      </w:pPr>
+      <w:rPr>
+        <w:rFonts w:ascii="Wingdings" w:hAnsi="Wingdings" w:hint="default"/>
+      </w:rPr>
+    </w:lvl>
+  </w:abstractNum>
+  <w:abstractNum w:abstractNumId="8" w15:restartNumberingAfterBreak="0">
     <w:nsid w:val="3F7950E5"/>
     <w:multiLevelType w:val="multilevel"/>
     <w:tmpl w:val="53B4AB36"/>
@@ -22787,7 +23719,7 @@
       </w:rPr>
     </w:lvl>
   </w:abstractNum>
-  <w:abstractNum w:abstractNumId="8" w15:restartNumberingAfterBreak="0">
+  <w:abstractNum w:abstractNumId="9" w15:restartNumberingAfterBreak="0">
     <w:nsid w:val="4C077925"/>
     <w:multiLevelType w:val="multilevel"/>
     <w:tmpl w:val="C158DF8C"/>
@@ -22900,7 +23832,7 @@
       </w:pPr>
     </w:lvl>
   </w:abstractNum>
-  <w:abstractNum w:abstractNumId="9" w15:restartNumberingAfterBreak="0">
+  <w:abstractNum w:abstractNumId="10" w15:restartNumberingAfterBreak="0">
     <w:nsid w:val="597D5788"/>
     <w:multiLevelType w:val="multilevel"/>
     <w:tmpl w:val="7D743466"/>
@@ -23049,7 +23981,7 @@
       </w:rPr>
     </w:lvl>
   </w:abstractNum>
-  <w:abstractNum w:abstractNumId="10" w15:restartNumberingAfterBreak="0">
+  <w:abstractNum w:abstractNumId="11" w15:restartNumberingAfterBreak="0">
     <w:nsid w:val="5C8F2BA0"/>
     <w:multiLevelType w:val="multilevel"/>
     <w:tmpl w:val="91EC82BE"/>
@@ -23198,7 +24130,7 @@
       </w:rPr>
     </w:lvl>
   </w:abstractNum>
-  <w:abstractNum w:abstractNumId="11" w15:restartNumberingAfterBreak="0">
+  <w:abstractNum w:abstractNumId="12" w15:restartNumberingAfterBreak="0">
     <w:nsid w:val="6C6F1F64"/>
     <w:multiLevelType w:val="multilevel"/>
     <w:tmpl w:val="F656EA96"/>
@@ -23318,7 +24250,7 @@
       </w:rPr>
     </w:lvl>
   </w:abstractNum>
-  <w:abstractNum w:abstractNumId="12" w15:restartNumberingAfterBreak="0">
+  <w:abstractNum w:abstractNumId="13" w15:restartNumberingAfterBreak="0">
     <w:nsid w:val="734B5C0B"/>
     <w:multiLevelType w:val="multilevel"/>
     <w:tmpl w:val="C95A1092"/>
@@ -23467,7 +24399,7 @@
       </w:rPr>
     </w:lvl>
   </w:abstractNum>
-  <w:abstractNum w:abstractNumId="13" w15:restartNumberingAfterBreak="0">
+  <w:abstractNum w:abstractNumId="14" w15:restartNumberingAfterBreak="0">
     <w:nsid w:val="734F7ECA"/>
     <w:multiLevelType w:val="multilevel"/>
     <w:tmpl w:val="BEFEBB98"/>
@@ -23616,20 +24548,133 @@
       </w:rPr>
     </w:lvl>
   </w:abstractNum>
+  <w:abstractNum w:abstractNumId="15" w15:restartNumberingAfterBreak="0">
+    <w:nsid w:val="79E47AE0"/>
+    <w:multiLevelType w:val="hybridMultilevel"/>
+    <w:tmpl w:val="720802A8"/>
+    <w:lvl w:ilvl="0" w:tplc="04090001">
+      <w:start w:val="1"/>
+      <w:numFmt w:val="bullet"/>
+      <w:lvlText w:val=""/>
+      <w:lvlJc w:val="left"/>
+      <w:pPr>
+        <w:ind w:left="720" w:hanging="360"/>
+      </w:pPr>
+      <w:rPr>
+        <w:rFonts w:ascii="Symbol" w:hAnsi="Symbol" w:hint="default"/>
+      </w:rPr>
+    </w:lvl>
+    <w:lvl w:ilvl="1" w:tplc="04090003" w:tentative="1">
+      <w:start w:val="1"/>
+      <w:numFmt w:val="bullet"/>
+      <w:lvlText w:val="o"/>
+      <w:lvlJc w:val="left"/>
+      <w:pPr>
+        <w:ind w:left="1440" w:hanging="360"/>
+      </w:pPr>
+      <w:rPr>
+        <w:rFonts w:ascii="Courier New" w:hAnsi="Courier New" w:cs="Courier New" w:hint="default"/>
+      </w:rPr>
+    </w:lvl>
+    <w:lvl w:ilvl="2" w:tplc="04090005" w:tentative="1">
+      <w:start w:val="1"/>
+      <w:numFmt w:val="bullet"/>
+      <w:lvlText w:val=""/>
+      <w:lvlJc w:val="left"/>
+      <w:pPr>
+        <w:ind w:left="2160" w:hanging="360"/>
+      </w:pPr>
+      <w:rPr>
+        <w:rFonts w:ascii="Wingdings" w:hAnsi="Wingdings" w:hint="default"/>
+      </w:rPr>
+    </w:lvl>
+    <w:lvl w:ilvl="3" w:tplc="04090001" w:tentative="1">
+      <w:start w:val="1"/>
+      <w:numFmt w:val="bullet"/>
+      <w:lvlText w:val=""/>
+      <w:lvlJc w:val="left"/>
+      <w:pPr>
+        <w:ind w:left="2880" w:hanging="360"/>
+      </w:pPr>
+      <w:rPr>
+        <w:rFonts w:ascii="Symbol" w:hAnsi="Symbol" w:hint="default"/>
+      </w:rPr>
+    </w:lvl>
+    <w:lvl w:ilvl="4" w:tplc="04090003" w:tentative="1">
+      <w:start w:val="1"/>
+      <w:numFmt w:val="bullet"/>
+      <w:lvlText w:val="o"/>
+      <w:lvlJc w:val="left"/>
+      <w:pPr>
+        <w:ind w:left="3600" w:hanging="360"/>
+      </w:pPr>
+      <w:rPr>
+        <w:rFonts w:ascii="Courier New" w:hAnsi="Courier New" w:cs="Courier New" w:hint="default"/>
+      </w:rPr>
+    </w:lvl>
+    <w:lvl w:ilvl="5" w:tplc="04090005" w:tentative="1">
+      <w:start w:val="1"/>
+      <w:numFmt w:val="bullet"/>
+      <w:lvlText w:val=""/>
+      <w:lvlJc w:val="left"/>
+      <w:pPr>
+        <w:ind w:left="4320" w:hanging="360"/>
+      </w:pPr>
+      <w:rPr>
+        <w:rFonts w:ascii="Wingdings" w:hAnsi="Wingdings" w:hint="default"/>
+      </w:rPr>
+    </w:lvl>
+    <w:lvl w:ilvl="6" w:tplc="04090001" w:tentative="1">
+      <w:start w:val="1"/>
+      <w:numFmt w:val="bullet"/>
+      <w:lvlText w:val=""/>
+      <w:lvlJc w:val="left"/>
+      <w:pPr>
+        <w:ind w:left="5040" w:hanging="360"/>
+      </w:pPr>
+      <w:rPr>
+        <w:rFonts w:ascii="Symbol" w:hAnsi="Symbol" w:hint="default"/>
+      </w:rPr>
+    </w:lvl>
+    <w:lvl w:ilvl="7" w:tplc="04090003" w:tentative="1">
+      <w:start w:val="1"/>
+      <w:numFmt w:val="bullet"/>
+      <w:lvlText w:val="o"/>
+      <w:lvlJc w:val="left"/>
+      <w:pPr>
+        <w:ind w:left="5760" w:hanging="360"/>
+      </w:pPr>
+      <w:rPr>
+        <w:rFonts w:ascii="Courier New" w:hAnsi="Courier New" w:cs="Courier New" w:hint="default"/>
+      </w:rPr>
+    </w:lvl>
+    <w:lvl w:ilvl="8" w:tplc="04090005" w:tentative="1">
+      <w:start w:val="1"/>
+      <w:numFmt w:val="bullet"/>
+      <w:lvlText w:val=""/>
+      <w:lvlJc w:val="left"/>
+      <w:pPr>
+        <w:ind w:left="6480" w:hanging="360"/>
+      </w:pPr>
+      <w:rPr>
+        <w:rFonts w:ascii="Wingdings" w:hAnsi="Wingdings" w:hint="default"/>
+      </w:rPr>
+    </w:lvl>
+  </w:abstractNum>
   <w:num w:numId="1">
-    <w:abstractNumId w:val="11"/>
+    <w:abstractNumId w:val="12"/>
   </w:num>
   <w:num w:numId="2">
     <w:abstractNumId w:val="2"/>
   </w:num>
   <w:num w:numId="3">
-    <w:abstractNumId w:val="13"/>
+    <w:abstractNumId w:val="14"/>
   </w:num>
   <w:num w:numId="4">
     <w:abstractNumId w:val="6"/>
   </w:num>
   <w:num w:numId="5">
-    <w:abstractNumId w:val="12"/>
+    <w:abstractNumId w:val="13"/>
   </w:num>
   <w:num w:numId="6">
     <w:abstractNumId w:val="1"/>
@@ -23641,10 +24686,10 @@
     <w:abstractNumId w:val="0"/>
   </w:num>
   <w:num w:numId="9">
-    <w:abstractNumId w:val="8"/>
+    <w:abstractNumId w:val="9"/>
   </w:num>
   <w:num w:numId="10">
-    <w:abstractNumId w:val="9"/>
+    <w:abstractNumId w:val="10"/>
   </w:num>
   <w:num w:numId="11">
     <w:abstractNumId w:val="3"/>
@@ -23653,10 +24698,16 @@
     <w:abstractNumId w:val="4"/>
   </w:num>
   <w:num w:numId="13">
+    <w:abstractNumId w:val="8"/>
+  </w:num>
+  <w:num w:numId="14">
+    <w:abstractNumId w:val="11"/>
+  </w:num>
+  <w:num w:numId="15">
     <w:abstractNumId w:val="7"/>
   </w:num>
-  <w:num w:numId="14">
-    <w:abstractNumId w:val="10"/>
+  <w:num w:numId="16">
+    <w:abstractNumId w:val="15"/>
   </w:num>
   <w:numIdMacAtCleanup w:val="14"/>
 </w:numbering>
@@ -24276,7 +25327,6 @@
   <w:style w:type="character" w:default="1" w:styleId="DefaultParagraphFont">
     <w:name w:val="Default Paragraph Font"/>
     <w:uiPriority w:val="1"/>
-    <w:semiHidden/>
     <w:unhideWhenUsed/>
   </w:style>
   <w:style w:type="table" w:default="1" w:styleId="TableNormal">
@@ -24710,13 +25760,14 @@
     <w:uiPriority w:val="35"/>
     <w:unhideWhenUsed/>
     <w:qFormat/>
-    <w:rsid w:val="00425626"/>
+    <w:rsid w:val="00E94D5C"/>
     <w:pPr>
       <w:spacing w:after="200" w:line="240" w:lineRule="auto"/>
       <w:ind w:left="2160"/>
     </w:pPr>
     <w:rPr>
       <w:rFonts w:asciiTheme="majorBidi" w:hAnsiTheme="majorBidi"/>
+      <w:b/>
       <w:iCs/>
       <w:color w:val="000000" w:themeColor="text1"/>
       <w:szCs w:val="18"/>
